--- a/documents/demo-scripts/12_Automations.docx
+++ b/documents/demo-scripts/12_Automations.docx
@@ -960,235 +960,7 @@
           <w:sz w:val="26"/>
           <w:szCs w:val="26"/>
         </w:rPr>
-        <w:t xml:space="preserve">Demo Walk-Through</w:t>
-      </w:r>
-    </w:p>
-    <w:p>
-      <w:pPr>
-        <w:spacing w:after="100" w:before="200"/>
-      </w:pPr>
-      <w:r>
-        <w:rPr>
-          <w:rFonts w:ascii="Inter" w:cs="Inter" w:eastAsia="Inter" w:hAnsi="Inter"/>
-          <w:b/>
-          <w:bCs/>
-          <w:color w:val="19416C"/>
-          <w:sz w:val="22"/>
-          <w:szCs w:val="22"/>
-        </w:rPr>
-        <w:t xml:space="preserve">Cold Chain Alert (Primary Demo)</w:t>
-      </w:r>
-    </w:p>
-    <w:p>
-      <w:pPr>
-        <w:spacing w:after="80"/>
-        <w:ind w:left="431"/>
-      </w:pPr>
-      <w:r>
-        <w:rPr>
-          <w:rFonts w:ascii="Inter" w:cs="Inter" w:eastAsia="Inter" w:hAnsi="Inter"/>
-          <w:b/>
-          <w:bCs/>
-          <w:color w:val="006580"/>
-          <w:sz w:val="21"/>
-          <w:szCs w:val="21"/>
-        </w:rPr>
-        <w:t xml:space="preserve">1. </w:t>
-      </w:r>
-      <w:r>
-        <w:rPr>
-          <w:rFonts w:ascii="Inter" w:cs="Inter" w:eastAsia="Inter" w:hAnsi="Inter"/>
-          <w:b w:val="false"/>
-          <w:bCs w:val="false"/>
-          <w:color w:val="454659"/>
-          <w:sz w:val="21"/>
-          <w:szCs w:val="21"/>
-        </w:rPr>
-        <w:t xml:space="preserve">Navigate to Automations &gt; MCG Cold Chain Alert &gt; Edit</w:t>
-      </w:r>
-    </w:p>
-    <w:p>
-      <w:pPr>
-        <w:spacing w:after="80"/>
-        <w:ind w:left="431"/>
-      </w:pPr>
-      <w:r>
-        <w:rPr>
-          <w:rFonts w:ascii="Inter" w:cs="Inter" w:eastAsia="Inter" w:hAnsi="Inter"/>
-          <w:b/>
-          <w:bCs/>
-          <w:color w:val="006580"/>
-          <w:sz w:val="21"/>
-          <w:szCs w:val="21"/>
-        </w:rPr>
-        <w:t xml:space="preserve">2. </w:t>
-      </w:r>
-      <w:r>
-        <w:rPr>
-          <w:rFonts w:ascii="Inter" w:cs="Inter" w:eastAsia="Inter" w:hAnsi="Inter"/>
-          <w:b w:val="false"/>
-          <w:bCs w:val="false"/>
-          <w:color w:val="454659"/>
-          <w:sz w:val="21"/>
-          <w:szCs w:val="21"/>
-        </w:rPr>
-        <w:t xml:space="preserve">Walk through the 5 automation blocks:</w:t>
-      </w:r>
-    </w:p>
-    <w:p>
-      <w:pPr>
-        <w:spacing w:after="120"/>
-        <w:ind w:left="431"/>
-        <w:jc w:val="left"/>
-      </w:pPr>
-      <w:r>
-        <w:rPr>
-          <w:rFonts w:ascii="Inter" w:cs="Inter" w:eastAsia="Inter" w:hAnsi="Inter"/>
-          <w:b w:val="false"/>
-          <w:bCs w:val="false"/>
-          <w:i w:val="false"/>
-          <w:iCs w:val="false"/>
-          <w:color w:val="454659"/>
-          <w:sz w:val="21"/>
-          <w:szCs w:val="21"/>
-        </w:rPr>
-        <w:t xml:space="preserve">  Block 1: Query gold.cold_chain_compliance for unalerted exceedances</w:t>
-      </w:r>
-    </w:p>
-    <w:p>
-      <w:pPr>
-        <w:spacing w:after="120"/>
-        <w:ind w:left="431"/>
-        <w:jc w:val="left"/>
-      </w:pPr>
-      <w:r>
-        <w:rPr>
-          <w:rFonts w:ascii="Inter" w:cs="Inter" w:eastAsia="Inter" w:hAnsi="Inter"/>
-          <w:b w:val="false"/>
-          <w:bCs w:val="false"/>
-          <w:i w:val="false"/>
-          <w:iCs w:val="false"/>
-          <w:color w:val="454659"/>
-          <w:sz w:val="21"/>
-          <w:szCs w:val="21"/>
-        </w:rPr>
-        <w:t xml:space="preserve">  Block 2: Condition check — any results?</w:t>
-      </w:r>
-    </w:p>
-    <w:p>
-      <w:pPr>
-        <w:spacing w:after="120"/>
-        <w:ind w:left="431"/>
-        <w:jc w:val="left"/>
-      </w:pPr>
-      <w:r>
-        <w:rPr>
-          <w:rFonts w:ascii="Inter" w:cs="Inter" w:eastAsia="Inter" w:hAnsi="Inter"/>
-          <w:b w:val="false"/>
-          <w:bCs w:val="false"/>
-          <w:i w:val="false"/>
-          <w:iCs w:val="false"/>
-          <w:color w:val="454659"/>
-          <w:sz w:val="21"/>
-          <w:szCs w:val="21"/>
-        </w:rPr>
-        <w:t xml:space="preserve">  Block 3: Loop over each exceedance record</w:t>
-      </w:r>
-    </w:p>
-    <w:p>
-      <w:pPr>
-        <w:spacing w:after="120"/>
-        <w:ind w:left="431"/>
-        <w:jc w:val="left"/>
-      </w:pPr>
-      <w:r>
-        <w:rPr>
-          <w:rFonts w:ascii="Inter" w:cs="Inter" w:eastAsia="Inter" w:hAnsi="Inter"/>
-          <w:b w:val="false"/>
-          <w:bCs w:val="false"/>
-          <w:i w:val="false"/>
-          <w:iCs w:val="false"/>
-          <w:color w:val="454659"/>
-          <w:sz w:val="21"/>
-          <w:szCs w:val="21"/>
-        </w:rPr>
-        <w:t xml:space="preserve">  Block 4: Post Adaptive Card to Teams channel</w:t>
-      </w:r>
-    </w:p>
-    <w:p>
-      <w:pPr>
-        <w:spacing w:after="120"/>
-        <w:ind w:left="431"/>
-        <w:jc w:val="left"/>
-      </w:pPr>
-      <w:r>
-        <w:rPr>
-          <w:rFonts w:ascii="Inter" w:cs="Inter" w:eastAsia="Inter" w:hAnsi="Inter"/>
-          <w:b w:val="false"/>
-          <w:bCs w:val="false"/>
-          <w:i w:val="false"/>
-          <w:iCs w:val="false"/>
-          <w:color w:val="454659"/>
-          <w:sz w:val="21"/>
-          <w:szCs w:val="21"/>
-        </w:rPr>
-        <w:t xml:space="preserve">  Block 5: Update alert_sent flag to prevent duplicates</w:t>
-      </w:r>
-    </w:p>
-    <w:p>
-      <w:pPr>
-        <w:spacing w:after="80"/>
-        <w:ind w:left="431"/>
-      </w:pPr>
-      <w:r>
-        <w:rPr>
-          <w:rFonts w:ascii="Inter" w:cs="Inter" w:eastAsia="Inter" w:hAnsi="Inter"/>
-          <w:b/>
-          <w:bCs/>
-          <w:color w:val="006580"/>
-          <w:sz w:val="21"/>
-          <w:szCs w:val="21"/>
-        </w:rPr>
-        <w:t xml:space="preserve">3. </w:t>
-      </w:r>
-      <w:r>
-        <w:rPr>
-          <w:rFonts w:ascii="Inter" w:cs="Inter" w:eastAsia="Inter" w:hAnsi="Inter"/>
-          <w:b w:val="false"/>
-          <w:bCs w:val="false"/>
-          <w:color w:val="454659"/>
-          <w:sz w:val="21"/>
-          <w:szCs w:val="21"/>
-        </w:rPr>
-        <w:t xml:space="preserve">Show the Adaptive Card template: shipment ID, carrier, route, temperature, estimated loss</w:t>
-      </w:r>
-    </w:p>
-    <w:p>
-      <w:pPr>
-        <w:spacing w:after="80"/>
-        <w:ind w:left="431"/>
-      </w:pPr>
-      <w:r>
-        <w:rPr>
-          <w:rFonts w:ascii="Inter" w:cs="Inter" w:eastAsia="Inter" w:hAnsi="Inter"/>
-          <w:b/>
-          <w:bCs/>
-          <w:color w:val="006580"/>
-          <w:sz w:val="21"/>
-          <w:szCs w:val="21"/>
-        </w:rPr>
-        <w:t xml:space="preserve">4. </w:t>
-      </w:r>
-      <w:r>
-        <w:rPr>
-          <w:rFonts w:ascii="Inter" w:cs="Inter" w:eastAsia="Inter" w:hAnsi="Inter"/>
-          <w:b w:val="false"/>
-          <w:bCs w:val="false"/>
-          <w:color w:val="454659"/>
-          <w:sz w:val="21"/>
-          <w:szCs w:val="21"/>
-        </w:rPr>
-        <w:t xml:space="preserve">Click 'Run Now' to test</w:t>
+        <w:t xml:space="preserve">Demo Methodology: Tell → Show → Tell</w:t>
       </w:r>
     </w:p>
     <w:tbl>
@@ -1217,7 +989,7 @@
               <w:bottom w:val="none"/>
               <w:right w:val="none"/>
             </w:tcBorders>
-            <w:shd w:color="009845" w:val="solid"/>
+            <w:shd w:color="19416C" w:val="solid"/>
           </w:tcPr>
           <w:p>
             <w:pPr>
@@ -1235,7 +1007,7 @@
         <w:tc>
           <w:tcPr>
             <w:tcW w:type="pct" w:w="98%"/>
-            <w:shd w:color="E0F5EA" w:val="solid"/>
+            <w:shd w:color="E3EAF3" w:val="solid"/>
             <w:tcMar>
               <w:top w:type="dxa" w:w="60"/>
               <w:left w:type="dxa" w:w="120"/>
@@ -1252,25 +1024,138 @@
                 <w:rFonts w:ascii="Inter" w:cs="Inter" w:eastAsia="Inter" w:hAnsi="Inter"/>
                 <w:b/>
                 <w:bCs/>
-                <w:color w:val="009845"/>
+                <w:color w:val="19416C"/>
                 <w:sz w:val="18"/>
                 <w:szCs w:val="18"/>
               </w:rPr>
-              <w:t xml:space="preserve">Expected Response</w:t>
-            </w:r>
-          </w:p>
-          <w:p>
-            <w:pPr>
-              <w:spacing w:after="0"/>
-            </w:pPr>
-            <w:r>
-              <w:rPr>
-                <w:rFonts w:ascii="Inter" w:cs="Inter" w:eastAsia="Inter" w:hAnsi="Inter"/>
+              <w:t xml:space="preserve">Limbic Opening  (Problem/Consequence)</w:t>
+            </w:r>
+          </w:p>
+          <w:p>
+            <w:pPr>
+              <w:spacing w:after="0"/>
+            </w:pPr>
+            <w:r>
+              <w:rPr>
+                <w:rFonts w:ascii="Inter" w:cs="Inter" w:eastAsia="Inter" w:hAnsi="Inter"/>
+                <w:i/>
+                <w:iCs/>
                 <w:color w:val="454659"/>
                 <w:sz w:val="20"/>
                 <w:szCs w:val="20"/>
               </w:rPr>
-              <w:t xml:space="preserve">Teams channel receives an Adaptive Card showing a temperature exceedance with shipment details, estimated $ exposure, and links to the Qlik Sense dashboard and SOP document.</w:t>
+              <w:t xml:space="preserve">The São Paulo spoilage cost $2.48M, but the real failure wasn't the temperature — it was the response time. The IoT system detected the exceedance. But the alert went to an email inbox nobody checks on weekends. By Monday, the product was in stores. Automation ensures the right action happens immediately, every time, without a human remembering to check.</w:t>
+            </w:r>
+          </w:p>
+        </w:tc>
+      </w:tr>
+    </w:tbl>
+    <w:p>
+      <w:pPr>
+        <w:spacing w:after="80" w:before="80"/>
+      </w:pPr>
+      <w:r>
+        <w:rPr>
+          <w:rFonts w:ascii="Inter" w:cs="Inter" w:eastAsia="Inter" w:hAnsi="Inter"/>
+          <w:b/>
+          <w:bCs/>
+          <w:color w:val="10CFC9"/>
+          <w:sz w:val="20"/>
+          <w:szCs w:val="20"/>
+        </w:rPr>
+        <w:t xml:space="preserve">Ask the audience: </w:t>
+      </w:r>
+      <w:r>
+        <w:rPr>
+          <w:rFonts w:ascii="Inter" w:cs="Inter" w:eastAsia="Inter" w:hAnsi="Inter"/>
+          <w:i/>
+          <w:iCs/>
+          <w:color w:val="454659"/>
+          <w:sz w:val="20"/>
+          <w:szCs w:val="20"/>
+        </w:rPr>
+        <w:t xml:space="preserve">"When a critical operational event happens, how many manual steps are between detection and action in your current process?"</w:t>
+      </w:r>
+    </w:p>
+    <w:p>
+      <w:pPr>
+        <w:spacing w:after="120" w:before="280"/>
+      </w:pPr>
+      <w:r>
+        <w:rPr>
+          <w:rFonts w:ascii="Inter" w:cs="Inter" w:eastAsia="Inter" w:hAnsi="Inter"/>
+          <w:b/>
+          <w:bCs/>
+          <w:color w:val="006580"/>
+          <w:sz w:val="26"/>
+          <w:szCs w:val="26"/>
+        </w:rPr>
+        <w:t xml:space="preserve">Demo Walk-Through</w:t>
+      </w:r>
+    </w:p>
+    <w:tbl>
+      <w:tblPr>
+        <w:tblW w:type="pct" w:w="100%"/>
+        <w:tblBorders>
+          <w:top w:val="single" w:color="auto" w:sz="4"/>
+          <w:left w:val="single" w:color="auto" w:sz="4"/>
+          <w:bottom w:val="single" w:color="auto" w:sz="4"/>
+          <w:right w:val="single" w:color="auto" w:sz="4"/>
+          <w:insideH w:val="single" w:color="auto" w:sz="4"/>
+          <w:insideV w:val="single" w:color="auto" w:sz="4"/>
+        </w:tblBorders>
+      </w:tblPr>
+      <w:tblGrid>
+        <w:gridCol w:w="100"/>
+      </w:tblGrid>
+      <w:tr>
+        <w:tc>
+          <w:tcPr>
+            <w:tcW w:type="pct" w:w="100%"/>
+            <w:tcBorders>
+              <w:top w:val="single" w:color="006580" w:sz="1"/>
+              <w:left w:val="single" w:color="006580" w:sz="6"/>
+              <w:bottom w:val="single" w:color="006580" w:sz="1"/>
+              <w:right w:val="none"/>
+            </w:tcBorders>
+            <w:shd w:color="E0F2F5" w:val="solid"/>
+            <w:tcMar>
+              <w:top w:type="dxa" w:w="40"/>
+              <w:left w:type="dxa" w:w="120"/>
+              <w:bottom w:type="dxa" w:w="40"/>
+              <w:right w:type="dxa" w:w="120"/>
+            </w:tcMar>
+          </w:tcPr>
+          <w:p>
+            <w:pPr>
+              <w:spacing w:after="30"/>
+            </w:pPr>
+            <w:r>
+              <w:rPr>
+                <w:rFonts w:ascii="Inter" w:cs="Inter" w:eastAsia="Inter" w:hAnsi="Inter"/>
+                <w:b/>
+                <w:bCs/>
+                <w:color w:val="006580"/>
+                <w:sz w:val="16"/>
+                <w:szCs w:val="16"/>
+              </w:rPr>
+              <w:t xml:space="preserve">TELL (before showing)</w:t>
+            </w:r>
+          </w:p>
+          <w:p>
+            <w:pPr>
+              <w:spacing w:after="0"/>
+            </w:pPr>
+            <w:r>
+              <w:rPr>
+                <w:rFonts w:ascii="Inter" w:cs="Inter" w:eastAsia="Inter" w:hAnsi="Inter"/>
+                <w:i/>
+                <w:iCs/>
+                <w:color w:val="454659"/>
+                <w:sz w:val="18"/>
+                <w:szCs w:val="18"/>
+              </w:rPr>
+              <w:t xml:space="preserve">I'll walk through 5 no-code automations that close the loop between detection and action. The cold chain alert is the flagship: when temperature exceeds threshold, a Teams message with full context goes to the right team within 5 minutes. No email, no manual check, no weekend gaps.</w:t>
             </w:r>
           </w:p>
         </w:tc>
@@ -1289,7 +1174,7 @@
           <w:sz w:val="22"/>
           <w:szCs w:val="22"/>
         </w:rPr>
-        <w:t xml:space="preserve">Address Correction Loop (Advanced)</w:t>
+        <w:t xml:space="preserve">Cold Chain Alert (Primary Demo)</w:t>
       </w:r>
     </w:p>
     <w:p>
@@ -1317,7 +1202,35 @@
           <w:sz w:val="21"/>
           <w:szCs w:val="21"/>
         </w:rPr>
-        <w:t xml:space="preserve">Show the Stewardship-to-Talend-to-Lakehouse loop:</w:t>
+        <w:t xml:space="preserve">Navigate to Automations &gt; MCG Cold Chain Alert &gt; Edit</w:t>
+      </w:r>
+    </w:p>
+    <w:p>
+      <w:pPr>
+        <w:spacing w:after="80"/>
+        <w:ind w:left="431"/>
+      </w:pPr>
+      <w:r>
+        <w:rPr>
+          <w:rFonts w:ascii="Inter" w:cs="Inter" w:eastAsia="Inter" w:hAnsi="Inter"/>
+          <w:b/>
+          <w:bCs/>
+          <w:color w:val="006580"/>
+          <w:sz w:val="21"/>
+          <w:szCs w:val="21"/>
+        </w:rPr>
+        <w:t xml:space="preserve">2. </w:t>
+      </w:r>
+      <w:r>
+        <w:rPr>
+          <w:rFonts w:ascii="Inter" w:cs="Inter" w:eastAsia="Inter" w:hAnsi="Inter"/>
+          <w:b w:val="false"/>
+          <w:bCs w:val="false"/>
+          <w:color w:val="454659"/>
+          <w:sz w:val="21"/>
+          <w:szCs w:val="21"/>
+        </w:rPr>
+        <w:t xml:space="preserve">Walk through the 5 automation blocks:</w:t>
       </w:r>
     </w:p>
     <w:p>
@@ -1337,7 +1250,143 @@
           <w:sz w:val="21"/>
           <w:szCs w:val="21"/>
         </w:rPr>
-        <w:t xml:space="preserve">  Steward approves address merge in campaign &gt; Automation triggers &gt; Talend Job runs address validation &gt; Corrected record written to silver.customers_deduped &gt; Gold tables refresh &gt; Predict model improves</w:t>
+        <w:t xml:space="preserve">  Block 1: Query gold.cold_chain_compliance for unalerted exceedances</w:t>
+      </w:r>
+    </w:p>
+    <w:p>
+      <w:pPr>
+        <w:spacing w:after="120"/>
+        <w:ind w:left="431"/>
+        <w:jc w:val="left"/>
+      </w:pPr>
+      <w:r>
+        <w:rPr>
+          <w:rFonts w:ascii="Inter" w:cs="Inter" w:eastAsia="Inter" w:hAnsi="Inter"/>
+          <w:b w:val="false"/>
+          <w:bCs w:val="false"/>
+          <w:i w:val="false"/>
+          <w:iCs w:val="false"/>
+          <w:color w:val="454659"/>
+          <w:sz w:val="21"/>
+          <w:szCs w:val="21"/>
+        </w:rPr>
+        <w:t xml:space="preserve">  Block 2: Condition check — any results?</w:t>
+      </w:r>
+    </w:p>
+    <w:p>
+      <w:pPr>
+        <w:spacing w:after="120"/>
+        <w:ind w:left="431"/>
+        <w:jc w:val="left"/>
+      </w:pPr>
+      <w:r>
+        <w:rPr>
+          <w:rFonts w:ascii="Inter" w:cs="Inter" w:eastAsia="Inter" w:hAnsi="Inter"/>
+          <w:b w:val="false"/>
+          <w:bCs w:val="false"/>
+          <w:i w:val="false"/>
+          <w:iCs w:val="false"/>
+          <w:color w:val="454659"/>
+          <w:sz w:val="21"/>
+          <w:szCs w:val="21"/>
+        </w:rPr>
+        <w:t xml:space="preserve">  Block 3: Loop over each exceedance record</w:t>
+      </w:r>
+    </w:p>
+    <w:p>
+      <w:pPr>
+        <w:spacing w:after="120"/>
+        <w:ind w:left="431"/>
+        <w:jc w:val="left"/>
+      </w:pPr>
+      <w:r>
+        <w:rPr>
+          <w:rFonts w:ascii="Inter" w:cs="Inter" w:eastAsia="Inter" w:hAnsi="Inter"/>
+          <w:b w:val="false"/>
+          <w:bCs w:val="false"/>
+          <w:i w:val="false"/>
+          <w:iCs w:val="false"/>
+          <w:color w:val="454659"/>
+          <w:sz w:val="21"/>
+          <w:szCs w:val="21"/>
+        </w:rPr>
+        <w:t xml:space="preserve">  Block 4: Post Adaptive Card to Teams channel</w:t>
+      </w:r>
+    </w:p>
+    <w:p>
+      <w:pPr>
+        <w:spacing w:after="120"/>
+        <w:ind w:left="431"/>
+        <w:jc w:val="left"/>
+      </w:pPr>
+      <w:r>
+        <w:rPr>
+          <w:rFonts w:ascii="Inter" w:cs="Inter" w:eastAsia="Inter" w:hAnsi="Inter"/>
+          <w:b w:val="false"/>
+          <w:bCs w:val="false"/>
+          <w:i w:val="false"/>
+          <w:iCs w:val="false"/>
+          <w:color w:val="454659"/>
+          <w:sz w:val="21"/>
+          <w:szCs w:val="21"/>
+        </w:rPr>
+        <w:t xml:space="preserve">  Block 5: Update alert_sent flag to prevent duplicates</w:t>
+      </w:r>
+    </w:p>
+    <w:p>
+      <w:pPr>
+        <w:spacing w:after="80"/>
+        <w:ind w:left="431"/>
+      </w:pPr>
+      <w:r>
+        <w:rPr>
+          <w:rFonts w:ascii="Inter" w:cs="Inter" w:eastAsia="Inter" w:hAnsi="Inter"/>
+          <w:b/>
+          <w:bCs/>
+          <w:color w:val="006580"/>
+          <w:sz w:val="21"/>
+          <w:szCs w:val="21"/>
+        </w:rPr>
+        <w:t xml:space="preserve">3. </w:t>
+      </w:r>
+      <w:r>
+        <w:rPr>
+          <w:rFonts w:ascii="Inter" w:cs="Inter" w:eastAsia="Inter" w:hAnsi="Inter"/>
+          <w:b w:val="false"/>
+          <w:bCs w:val="false"/>
+          <w:color w:val="454659"/>
+          <w:sz w:val="21"/>
+          <w:szCs w:val="21"/>
+        </w:rPr>
+        <w:t xml:space="preserve">Show the Adaptive Card template: shipment ID, carrier, route, temperature, estimated loss</w:t>
+      </w:r>
+    </w:p>
+    <w:p>
+      <w:pPr>
+        <w:spacing w:after="80"/>
+        <w:ind w:left="431"/>
+      </w:pPr>
+      <w:r>
+        <w:rPr>
+          <w:rFonts w:ascii="Inter" w:cs="Inter" w:eastAsia="Inter" w:hAnsi="Inter"/>
+          <w:b/>
+          <w:bCs/>
+          <w:color w:val="006580"/>
+          <w:sz w:val="21"/>
+          <w:szCs w:val="21"/>
+        </w:rPr>
+        <w:t xml:space="preserve">4. </w:t>
+      </w:r>
+      <w:r>
+        <w:rPr>
+          <w:rFonts w:ascii="Inter" w:cs="Inter" w:eastAsia="Inter" w:hAnsi="Inter"/>
+          <w:b w:val="false"/>
+          <w:bCs w:val="false"/>
+          <w:color w:val="454659"/>
+          <w:sz w:val="21"/>
+          <w:szCs w:val="21"/>
+        </w:rPr>
+        <w:t xml:space="preserve">Click 'Run Now' to test</w:t>
       </w:r>
     </w:p>
     <w:tbl>
@@ -1359,6 +1408,155 @@
       <w:tr>
         <w:tc>
           <w:tcPr>
+            <w:tcW w:type="pct" w:w="2%"/>
+            <w:tcBorders>
+              <w:top w:val="none"/>
+              <w:left w:val="none"/>
+              <w:bottom w:val="none"/>
+              <w:right w:val="none"/>
+            </w:tcBorders>
+            <w:shd w:color="009845" w:val="solid"/>
+          </w:tcPr>
+          <w:p>
+            <w:pPr>
+              <w:spacing w:after="0"/>
+            </w:pPr>
+            <w:r>
+              <w:rPr>
+                <w:sz w:val="10"/>
+                <w:szCs w:val="10"/>
+              </w:rPr>
+              <w:t xml:space="preserve"> </w:t>
+            </w:r>
+          </w:p>
+        </w:tc>
+        <w:tc>
+          <w:tcPr>
+            <w:tcW w:type="pct" w:w="98%"/>
+            <w:shd w:color="E0F5EA" w:val="solid"/>
+            <w:tcMar>
+              <w:top w:type="dxa" w:w="60"/>
+              <w:left w:type="dxa" w:w="120"/>
+              <w:bottom w:type="dxa" w:w="60"/>
+              <w:right w:type="dxa" w:w="120"/>
+            </w:tcMar>
+          </w:tcPr>
+          <w:p>
+            <w:pPr>
+              <w:spacing w:after="40"/>
+            </w:pPr>
+            <w:r>
+              <w:rPr>
+                <w:rFonts w:ascii="Inter" w:cs="Inter" w:eastAsia="Inter" w:hAnsi="Inter"/>
+                <w:b/>
+                <w:bCs/>
+                <w:color w:val="009845"/>
+                <w:sz w:val="18"/>
+                <w:szCs w:val="18"/>
+              </w:rPr>
+              <w:t xml:space="preserve">Expected Response</w:t>
+            </w:r>
+          </w:p>
+          <w:p>
+            <w:pPr>
+              <w:spacing w:after="0"/>
+            </w:pPr>
+            <w:r>
+              <w:rPr>
+                <w:rFonts w:ascii="Inter" w:cs="Inter" w:eastAsia="Inter" w:hAnsi="Inter"/>
+                <w:color w:val="454659"/>
+                <w:sz w:val="20"/>
+                <w:szCs w:val="20"/>
+              </w:rPr>
+              <w:t xml:space="preserve">Teams channel receives an Adaptive Card showing a temperature exceedance with shipment details, estimated $ exposure, and links to the Qlik Sense dashboard and SOP document.</w:t>
+            </w:r>
+          </w:p>
+        </w:tc>
+      </w:tr>
+    </w:tbl>
+    <w:p>
+      <w:pPr>
+        <w:spacing w:after="100" w:before="200"/>
+      </w:pPr>
+      <w:r>
+        <w:rPr>
+          <w:rFonts w:ascii="Inter" w:cs="Inter" w:eastAsia="Inter" w:hAnsi="Inter"/>
+          <w:b/>
+          <w:bCs/>
+          <w:color w:val="19416C"/>
+          <w:sz w:val="22"/>
+          <w:szCs w:val="22"/>
+        </w:rPr>
+        <w:t xml:space="preserve">Address Correction Loop (Advanced)</w:t>
+      </w:r>
+    </w:p>
+    <w:p>
+      <w:pPr>
+        <w:spacing w:after="80"/>
+        <w:ind w:left="431"/>
+      </w:pPr>
+      <w:r>
+        <w:rPr>
+          <w:rFonts w:ascii="Inter" w:cs="Inter" w:eastAsia="Inter" w:hAnsi="Inter"/>
+          <w:b/>
+          <w:bCs/>
+          <w:color w:val="006580"/>
+          <w:sz w:val="21"/>
+          <w:szCs w:val="21"/>
+        </w:rPr>
+        <w:t xml:space="preserve">1. </w:t>
+      </w:r>
+      <w:r>
+        <w:rPr>
+          <w:rFonts w:ascii="Inter" w:cs="Inter" w:eastAsia="Inter" w:hAnsi="Inter"/>
+          <w:b w:val="false"/>
+          <w:bCs w:val="false"/>
+          <w:color w:val="454659"/>
+          <w:sz w:val="21"/>
+          <w:szCs w:val="21"/>
+        </w:rPr>
+        <w:t xml:space="preserve">Show the Stewardship-to-Talend-to-Lakehouse loop:</w:t>
+      </w:r>
+    </w:p>
+    <w:p>
+      <w:pPr>
+        <w:spacing w:after="120"/>
+        <w:ind w:left="431"/>
+        <w:jc w:val="left"/>
+      </w:pPr>
+      <w:r>
+        <w:rPr>
+          <w:rFonts w:ascii="Inter" w:cs="Inter" w:eastAsia="Inter" w:hAnsi="Inter"/>
+          <w:b w:val="false"/>
+          <w:bCs w:val="false"/>
+          <w:i w:val="false"/>
+          <w:iCs w:val="false"/>
+          <w:color w:val="454659"/>
+          <w:sz w:val="21"/>
+          <w:szCs w:val="21"/>
+        </w:rPr>
+        <w:t xml:space="preserve">  Steward approves address merge in campaign &gt; Automation triggers &gt; Talend Job runs address validation &gt; Corrected record written to silver.customers_deduped &gt; Gold tables refresh &gt; Predict model improves</w:t>
+      </w:r>
+    </w:p>
+    <w:tbl>
+      <w:tblPr>
+        <w:tblW w:type="pct" w:w="100%"/>
+        <w:tblBorders>
+          <w:top w:val="single" w:color="auto" w:sz="4"/>
+          <w:left w:val="single" w:color="auto" w:sz="4"/>
+          <w:bottom w:val="single" w:color="auto" w:sz="4"/>
+          <w:right w:val="single" w:color="auto" w:sz="4"/>
+          <w:insideH w:val="single" w:color="auto" w:sz="4"/>
+          <w:insideV w:val="single" w:color="auto" w:sz="4"/>
+        </w:tblBorders>
+      </w:tblPr>
+      <w:tblGrid>
+        <w:gridCol w:w="100"/>
+        <w:gridCol w:w="100"/>
+      </w:tblGrid>
+      <w:tr>
+        <w:tc>
+          <w:tcPr>
             <w:tcW w:type="pct" w:w="1%"/>
             <w:tcBorders>
               <w:top w:val="none"/>
@@ -1423,6 +1621,128 @@
           <w:szCs w:val="26"/>
         </w:rPr>
         <w:t xml:space="preserve">Talking Points</w:t>
+      </w:r>
+    </w:p>
+    <w:tbl>
+      <w:tblPr>
+        <w:tblW w:type="pct" w:w="100%"/>
+        <w:tblBorders>
+          <w:top w:val="single" w:color="auto" w:sz="4"/>
+          <w:left w:val="single" w:color="auto" w:sz="4"/>
+          <w:bottom w:val="single" w:color="auto" w:sz="4"/>
+          <w:right w:val="single" w:color="auto" w:sz="4"/>
+          <w:insideH w:val="single" w:color="auto" w:sz="4"/>
+          <w:insideV w:val="single" w:color="auto" w:sz="4"/>
+        </w:tblBorders>
+      </w:tblPr>
+      <w:tblGrid>
+        <w:gridCol w:w="100"/>
+      </w:tblGrid>
+      <w:tr>
+        <w:tc>
+          <w:tcPr>
+            <w:tcW w:type="pct" w:w="100%"/>
+            <w:tcBorders>
+              <w:top w:val="single" w:color="009845" w:sz="1"/>
+              <w:left w:val="single" w:color="009845" w:sz="6"/>
+              <w:bottom w:val="single" w:color="009845" w:sz="1"/>
+              <w:right w:val="none"/>
+            </w:tcBorders>
+            <w:shd w:color="E0F5EA" w:val="solid"/>
+            <w:tcMar>
+              <w:top w:type="dxa" w:w="40"/>
+              <w:left w:type="dxa" w:w="120"/>
+              <w:bottom w:type="dxa" w:w="40"/>
+              <w:right w:type="dxa" w:w="120"/>
+            </w:tcMar>
+          </w:tcPr>
+          <w:p>
+            <w:pPr>
+              <w:spacing w:after="30"/>
+            </w:pPr>
+            <w:r>
+              <w:rPr>
+                <w:rFonts w:ascii="Inter" w:cs="Inter" w:eastAsia="Inter" w:hAnsi="Inter"/>
+                <w:b/>
+                <w:bCs/>
+                <w:color w:val="009845"/>
+                <w:sz w:val="16"/>
+                <w:szCs w:val="16"/>
+              </w:rPr>
+              <w:t xml:space="preserve">TELL (after showing)</w:t>
+            </w:r>
+          </w:p>
+          <w:p>
+            <w:pPr>
+              <w:spacing w:after="0"/>
+            </w:pPr>
+            <w:r>
+              <w:rPr>
+                <w:rFonts w:ascii="Inter" w:cs="Inter" w:eastAsia="Inter" w:hAnsi="Inter"/>
+                <w:i/>
+                <w:iCs/>
+                <w:color w:val="454659"/>
+                <w:sz w:val="18"/>
+                <w:szCs w:val="18"/>
+              </w:rPr>
+              <w:t xml:space="preserve">Five automations, zero code, complete closed-loop action. The cold chain alert alone would have prevented the $2.48M TransFrio spoilage. The address correction automation feeds Stewardship decisions back into the Lakehouse automatically. This is how you turn insights into outcomes.</w:t>
+            </w:r>
+          </w:p>
+        </w:tc>
+      </w:tr>
+    </w:tbl>
+    <w:p>
+      <w:pPr>
+        <w:spacing w:after="100" w:before="60"/>
+      </w:pPr>
+      <w:r>
+        <w:rPr>
+          <w:rFonts w:ascii="Inter" w:cs="Inter" w:eastAsia="Inter" w:hAnsi="Inter"/>
+          <w:color w:val="454659"/>
+          <w:sz w:val="20"/>
+          <w:szCs w:val="20"/>
+        </w:rPr>
+        <w:t xml:space="preserve">Automate the response to critical operational events</w:t>
+      </w:r>
+      <w:r>
+        <w:rPr>
+          <w:rFonts w:ascii="Inter" w:cs="Inter" w:eastAsia="Inter" w:hAnsi="Inter"/>
+          <w:b/>
+          <w:bCs/>
+          <w:color w:val="009845"/>
+          <w:sz w:val="20"/>
+          <w:szCs w:val="20"/>
+        </w:rPr>
+        <w:t xml:space="preserve">  →  so you can  </w:t>
+      </w:r>
+      <w:r>
+        <w:rPr>
+          <w:rFonts w:ascii="Inter" w:cs="Inter" w:eastAsia="Inter" w:hAnsi="Inter"/>
+          <w:color w:val="454659"/>
+          <w:sz w:val="20"/>
+          <w:szCs w:val="20"/>
+        </w:rPr>
+        <w:t xml:space="preserve">eliminate the gap between detection and action</w:t>
+      </w:r>
+      <w:r>
+        <w:rPr>
+          <w:rFonts w:ascii="Inter" w:cs="Inter" w:eastAsia="Inter" w:hAnsi="Inter"/>
+          <w:b/>
+          <w:bCs/>
+          <w:color w:val="009845"/>
+          <w:sz w:val="20"/>
+          <w:szCs w:val="20"/>
+        </w:rPr>
+        <w:t xml:space="preserve">  →  so you can  </w:t>
+      </w:r>
+      <w:r>
+        <w:rPr>
+          <w:rFonts w:ascii="Inter" w:cs="Inter" w:eastAsia="Inter" w:hAnsi="Inter"/>
+          <w:color w:val="454659"/>
+          <w:sz w:val="20"/>
+          <w:szCs w:val="20"/>
+        </w:rPr>
+        <w:t xml:space="preserve">save $2.48M by catching cold chain issues on Day 1 instead of Day 7</w:t>
       </w:r>
     </w:p>
     <w:p>

--- a/documents/demo-scripts/12_Automations.docx
+++ b/documents/demo-scripts/12_Automations.docx
@@ -541,7 +541,7 @@
                 <w:sz w:val="19"/>
                 <w:szCs w:val="19"/>
               </w:rPr>
-              <w:t xml:space="preserve">Qlik Sense</w:t>
+              <w:t xml:space="preserve">Qlik Analytics</w:t>
             </w:r>
           </w:p>
         </w:tc>
@@ -1468,7 +1468,7 @@
                 <w:sz w:val="20"/>
                 <w:szCs w:val="20"/>
               </w:rPr>
-              <w:t xml:space="preserve">Teams channel receives an Adaptive Card showing a temperature exceedance with shipment details, estimated $ exposure, and links to the Qlik Sense dashboard and SOP document.</w:t>
+              <w:t xml:space="preserve">Teams channel receives an Adaptive Card showing a temperature exceedance with shipment details, estimated $ exposure, and links to the Qlik Analytics dashboard and SOP document.</w:t>
             </w:r>
           </w:p>
         </w:tc>

--- a/documents/demo-scripts/12_Automations.docx
+++ b/documents/demo-scripts/12_Automations.docx
@@ -1250,7 +1250,7 @@
           <w:sz w:val="21"/>
           <w:szCs w:val="21"/>
         </w:rPr>
-        <w:t xml:space="preserve">  Block 1: Query gold.cold_chain_compliance for unalerted exceedances</w:t>
+        <w:t xml:space="preserve">  Block 1: Query silver.iot_normalized for unalerted exceedances</w:t>
       </w:r>
     </w:p>
     <w:p>

--- a/documents/demo-scripts/12_Automations.docx
+++ b/documents/demo-scripts/12_Automations.docx
@@ -1535,7 +1535,7 @@
           <w:sz w:val="21"/>
           <w:szCs w:val="21"/>
         </w:rPr>
-        <w:t xml:space="preserve">  Steward approves address merge in campaign &gt; Automation triggers &gt; Talend Job runs address validation &gt; Corrected record written to silver.customers_deduped &gt; Gold tables refresh &gt; Predict model improves</w:t>
+        <w:t xml:space="preserve">  Steward approves address merge in campaign &gt; Automation triggers &gt; Talend Job runs address validation &gt; Corrected record written to silver.addresses_standardized &gt; Gold tables refresh &gt; Predict model improves</w:t>
       </w:r>
     </w:p>
     <w:tbl>

--- a/documents/demo-scripts/12_Automations.docx
+++ b/documents/demo-scripts/12_Automations.docx
@@ -262,6 +262,33 @@
         </w:tc>
       </w:tr>
     </w:tbl>
+    <w:p>
+      <w:pPr>
+        <w:spacing w:after="120" w:before="80"/>
+      </w:pPr>
+      <w:r>
+        <w:rPr>
+          <w:rFonts w:ascii="Inter" w:cs="Inter" w:eastAsia="Inter" w:hAnsi="Inter"/>
+          <w:b/>
+          <w:bCs/>
+          <w:color w:val="006580"/>
+          <w:sz w:val="20"/>
+          <w:szCs w:val="20"/>
+        </w:rPr>
+        <w:t xml:space="preserve">Project Qlarity context:  </w:t>
+      </w:r>
+      <w:r>
+        <w:rPr>
+          <w:rFonts w:ascii="Inter" w:cs="Inter" w:eastAsia="Inter" w:hAnsi="Inter"/>
+          <w:i/>
+          <w:iCs/>
+          <w:color w:val="454659"/>
+          <w:sz w:val="20"/>
+          <w:szCs w:val="20"/>
+        </w:rPr>
+        <w:t xml:space="preserve">Project Qlarity Phase 1 → Phase 2: turning monitoring into action. The pipeline-health summary and cold-chain alert operationalize Phase 1 monitoring (Nightmares #4 and #6), while the Stewardship → Talend → Lakehouse correction loop closes Phase 2 data-quality remediation.</w:t>
+      </w:r>
+    </w:p>
     <w:p>
       <w:pPr>
         <w:spacing w:after="120" w:before="280"/>
@@ -2162,7 +2189,7 @@
         <w:sz w:val="18"/>
         <w:szCs w:val="18"/>
       </w:rPr>
-      <w:t xml:space="preserve">DEMO SCRIPT — Module 12</w:t>
+      <w:t xml:space="preserve">Project Qlarity Demo Walkthrough — Module 12</w:t>
     </w:r>
   </w:p>
 </w:hdr>

--- a/documents/demo-scripts/12_Automations.docx
+++ b/documents/demo-scripts/12_Automations.docx
@@ -84,7 +84,7 @@
             <w:r>
               <w:rPr>
                 <w:rFonts w:ascii="Inter" w:cs="Inter" w:eastAsia="Inter" w:hAnsi="Inter"/>
-                <w:color w:val="454659"/>
+                <w:color w:val="54565A"/>
                 <w:sz w:val="20"/>
                 <w:szCs w:val="20"/>
               </w:rPr>
@@ -140,7 +140,7 @@
             <w:r>
               <w:rPr>
                 <w:rFonts w:ascii="Inter" w:cs="Inter" w:eastAsia="Inter" w:hAnsi="Inter"/>
-                <w:color w:val="454659"/>
+                <w:color w:val="54565A"/>
                 <w:sz w:val="20"/>
                 <w:szCs w:val="20"/>
               </w:rPr>
@@ -196,7 +196,7 @@
             <w:r>
               <w:rPr>
                 <w:rFonts w:ascii="Inter" w:cs="Inter" w:eastAsia="Inter" w:hAnsi="Inter"/>
-                <w:color w:val="454659"/>
+                <w:color w:val="54565A"/>
                 <w:sz w:val="20"/>
                 <w:szCs w:val="20"/>
               </w:rPr>
@@ -252,7 +252,7 @@
             <w:r>
               <w:rPr>
                 <w:rFonts w:ascii="Inter" w:cs="Inter" w:eastAsia="Inter" w:hAnsi="Inter"/>
-                <w:color w:val="454659"/>
+                <w:color w:val="54565A"/>
                 <w:sz w:val="20"/>
                 <w:szCs w:val="20"/>
               </w:rPr>
@@ -282,7 +282,7 @@
           <w:rFonts w:ascii="Inter" w:cs="Inter" w:eastAsia="Inter" w:hAnsi="Inter"/>
           <w:i/>
           <w:iCs/>
-          <w:color w:val="454659"/>
+          <w:color w:val="54565A"/>
           <w:sz w:val="20"/>
           <w:szCs w:val="20"/>
         </w:rPr>
@@ -317,7 +317,7 @@
           <w:bCs w:val="false"/>
           <w:i w:val="false"/>
           <w:iCs w:val="false"/>
-          <w:color w:val="454659"/>
+          <w:color w:val="54565A"/>
           <w:sz w:val="21"/>
           <w:szCs w:val="21"/>
         </w:rPr>
@@ -489,7 +489,7 @@
             <w:r>
               <w:rPr>
                 <w:rFonts w:ascii="Inter" w:cs="Inter" w:eastAsia="Inter" w:hAnsi="Inter"/>
-                <w:color w:val="454659"/>
+                <w:color w:val="54565A"/>
                 <w:sz w:val="19"/>
                 <w:szCs w:val="19"/>
               </w:rPr>
@@ -514,7 +514,7 @@
             <w:r>
               <w:rPr>
                 <w:rFonts w:ascii="Inter" w:cs="Inter" w:eastAsia="Inter" w:hAnsi="Inter"/>
-                <w:color w:val="454659"/>
+                <w:color w:val="54565A"/>
                 <w:sz w:val="19"/>
                 <w:szCs w:val="19"/>
               </w:rPr>
@@ -539,7 +539,7 @@
             <w:r>
               <w:rPr>
                 <w:rFonts w:ascii="Inter" w:cs="Inter" w:eastAsia="Inter" w:hAnsi="Inter"/>
-                <w:color w:val="454659"/>
+                <w:color w:val="54565A"/>
                 <w:sz w:val="19"/>
                 <w:szCs w:val="19"/>
               </w:rPr>
@@ -564,7 +564,7 @@
             <w:r>
               <w:rPr>
                 <w:rFonts w:ascii="Inter" w:cs="Inter" w:eastAsia="Inter" w:hAnsi="Inter"/>
-                <w:color w:val="454659"/>
+                <w:color w:val="54565A"/>
                 <w:sz w:val="19"/>
                 <w:szCs w:val="19"/>
               </w:rPr>
@@ -590,7 +590,7 @@
             <w:r>
               <w:rPr>
                 <w:rFonts w:ascii="Inter" w:cs="Inter" w:eastAsia="Inter" w:hAnsi="Inter"/>
-                <w:color w:val="454659"/>
+                <w:color w:val="54565A"/>
                 <w:sz w:val="19"/>
                 <w:szCs w:val="19"/>
               </w:rPr>
@@ -614,7 +614,7 @@
             <w:r>
               <w:rPr>
                 <w:rFonts w:ascii="Inter" w:cs="Inter" w:eastAsia="Inter" w:hAnsi="Inter"/>
-                <w:color w:val="454659"/>
+                <w:color w:val="54565A"/>
                 <w:sz w:val="19"/>
                 <w:szCs w:val="19"/>
               </w:rPr>
@@ -638,7 +638,7 @@
             <w:r>
               <w:rPr>
                 <w:rFonts w:ascii="Inter" w:cs="Inter" w:eastAsia="Inter" w:hAnsi="Inter"/>
-                <w:color w:val="454659"/>
+                <w:color w:val="54565A"/>
                 <w:sz w:val="19"/>
                 <w:szCs w:val="19"/>
               </w:rPr>
@@ -662,7 +662,7 @@
             <w:r>
               <w:rPr>
                 <w:rFonts w:ascii="Inter" w:cs="Inter" w:eastAsia="Inter" w:hAnsi="Inter"/>
-                <w:color w:val="454659"/>
+                <w:color w:val="54565A"/>
                 <w:sz w:val="19"/>
                 <w:szCs w:val="19"/>
               </w:rPr>
@@ -689,7 +689,7 @@
             <w:r>
               <w:rPr>
                 <w:rFonts w:ascii="Inter" w:cs="Inter" w:eastAsia="Inter" w:hAnsi="Inter"/>
-                <w:color w:val="454659"/>
+                <w:color w:val="54565A"/>
                 <w:sz w:val="19"/>
                 <w:szCs w:val="19"/>
               </w:rPr>
@@ -714,7 +714,7 @@
             <w:r>
               <w:rPr>
                 <w:rFonts w:ascii="Inter" w:cs="Inter" w:eastAsia="Inter" w:hAnsi="Inter"/>
-                <w:color w:val="454659"/>
+                <w:color w:val="54565A"/>
                 <w:sz w:val="19"/>
                 <w:szCs w:val="19"/>
               </w:rPr>
@@ -739,7 +739,7 @@
             <w:r>
               <w:rPr>
                 <w:rFonts w:ascii="Inter" w:cs="Inter" w:eastAsia="Inter" w:hAnsi="Inter"/>
-                <w:color w:val="454659"/>
+                <w:color w:val="54565A"/>
                 <w:sz w:val="19"/>
                 <w:szCs w:val="19"/>
               </w:rPr>
@@ -764,7 +764,7 @@
             <w:r>
               <w:rPr>
                 <w:rFonts w:ascii="Inter" w:cs="Inter" w:eastAsia="Inter" w:hAnsi="Inter"/>
-                <w:color w:val="454659"/>
+                <w:color w:val="54565A"/>
                 <w:sz w:val="19"/>
                 <w:szCs w:val="19"/>
               </w:rPr>
@@ -790,7 +790,7 @@
             <w:r>
               <w:rPr>
                 <w:rFonts w:ascii="Inter" w:cs="Inter" w:eastAsia="Inter" w:hAnsi="Inter"/>
-                <w:color w:val="454659"/>
+                <w:color w:val="54565A"/>
                 <w:sz w:val="19"/>
                 <w:szCs w:val="19"/>
               </w:rPr>
@@ -814,7 +814,7 @@
             <w:r>
               <w:rPr>
                 <w:rFonts w:ascii="Inter" w:cs="Inter" w:eastAsia="Inter" w:hAnsi="Inter"/>
-                <w:color w:val="454659"/>
+                <w:color w:val="54565A"/>
                 <w:sz w:val="19"/>
                 <w:szCs w:val="19"/>
               </w:rPr>
@@ -838,7 +838,7 @@
             <w:r>
               <w:rPr>
                 <w:rFonts w:ascii="Inter" w:cs="Inter" w:eastAsia="Inter" w:hAnsi="Inter"/>
-                <w:color w:val="454659"/>
+                <w:color w:val="54565A"/>
                 <w:sz w:val="19"/>
                 <w:szCs w:val="19"/>
               </w:rPr>
@@ -862,7 +862,7 @@
             <w:r>
               <w:rPr>
                 <w:rFonts w:ascii="Inter" w:cs="Inter" w:eastAsia="Inter" w:hAnsi="Inter"/>
-                <w:color w:val="454659"/>
+                <w:color w:val="54565A"/>
                 <w:sz w:val="19"/>
                 <w:szCs w:val="19"/>
               </w:rPr>
@@ -889,7 +889,7 @@
             <w:r>
               <w:rPr>
                 <w:rFonts w:ascii="Inter" w:cs="Inter" w:eastAsia="Inter" w:hAnsi="Inter"/>
-                <w:color w:val="454659"/>
+                <w:color w:val="54565A"/>
                 <w:sz w:val="19"/>
                 <w:szCs w:val="19"/>
               </w:rPr>
@@ -914,7 +914,7 @@
             <w:r>
               <w:rPr>
                 <w:rFonts w:ascii="Inter" w:cs="Inter" w:eastAsia="Inter" w:hAnsi="Inter"/>
-                <w:color w:val="454659"/>
+                <w:color w:val="54565A"/>
                 <w:sz w:val="19"/>
                 <w:szCs w:val="19"/>
               </w:rPr>
@@ -939,7 +939,7 @@
             <w:r>
               <w:rPr>
                 <w:rFonts w:ascii="Inter" w:cs="Inter" w:eastAsia="Inter" w:hAnsi="Inter"/>
-                <w:color w:val="454659"/>
+                <w:color w:val="54565A"/>
                 <w:sz w:val="19"/>
                 <w:szCs w:val="19"/>
               </w:rPr>
@@ -964,7 +964,7 @@
             <w:r>
               <w:rPr>
                 <w:rFonts w:ascii="Inter" w:cs="Inter" w:eastAsia="Inter" w:hAnsi="Inter"/>
-                <w:color w:val="454659"/>
+                <w:color w:val="54565A"/>
                 <w:sz w:val="19"/>
                 <w:szCs w:val="19"/>
               </w:rPr>
@@ -1067,7 +1067,7 @@
                 <w:rFonts w:ascii="Inter" w:cs="Inter" w:eastAsia="Inter" w:hAnsi="Inter"/>
                 <w:i/>
                 <w:iCs/>
-                <w:color w:val="454659"/>
+                <w:color w:val="54565A"/>
                 <w:sz w:val="20"/>
                 <w:szCs w:val="20"/>
               </w:rPr>
@@ -1097,7 +1097,7 @@
           <w:rFonts w:ascii="Inter" w:cs="Inter" w:eastAsia="Inter" w:hAnsi="Inter"/>
           <w:i/>
           <w:iCs/>
-          <w:color w:val="454659"/>
+          <w:color w:val="54565A"/>
           <w:sz w:val="20"/>
           <w:szCs w:val="20"/>
         </w:rPr>
@@ -1178,7 +1178,7 @@
                 <w:rFonts w:ascii="Inter" w:cs="Inter" w:eastAsia="Inter" w:hAnsi="Inter"/>
                 <w:i/>
                 <w:iCs/>
-                <w:color w:val="454659"/>
+                <w:color w:val="54565A"/>
                 <w:sz w:val="18"/>
                 <w:szCs w:val="18"/>
               </w:rPr>
@@ -1225,7 +1225,7 @@
           <w:rFonts w:ascii="Inter" w:cs="Inter" w:eastAsia="Inter" w:hAnsi="Inter"/>
           <w:b w:val="false"/>
           <w:bCs w:val="false"/>
-          <w:color w:val="454659"/>
+          <w:color w:val="54565A"/>
           <w:sz w:val="21"/>
           <w:szCs w:val="21"/>
         </w:rPr>
@@ -1253,7 +1253,7 @@
           <w:rFonts w:ascii="Inter" w:cs="Inter" w:eastAsia="Inter" w:hAnsi="Inter"/>
           <w:b w:val="false"/>
           <w:bCs w:val="false"/>
-          <w:color w:val="454659"/>
+          <w:color w:val="54565A"/>
           <w:sz w:val="21"/>
           <w:szCs w:val="21"/>
         </w:rPr>
@@ -1273,7 +1273,7 @@
           <w:bCs w:val="false"/>
           <w:i w:val="false"/>
           <w:iCs w:val="false"/>
-          <w:color w:val="454659"/>
+          <w:color w:val="54565A"/>
           <w:sz w:val="21"/>
           <w:szCs w:val="21"/>
         </w:rPr>
@@ -1293,7 +1293,7 @@
           <w:bCs w:val="false"/>
           <w:i w:val="false"/>
           <w:iCs w:val="false"/>
-          <w:color w:val="454659"/>
+          <w:color w:val="54565A"/>
           <w:sz w:val="21"/>
           <w:szCs w:val="21"/>
         </w:rPr>
@@ -1313,7 +1313,7 @@
           <w:bCs w:val="false"/>
           <w:i w:val="false"/>
           <w:iCs w:val="false"/>
-          <w:color w:val="454659"/>
+          <w:color w:val="54565A"/>
           <w:sz w:val="21"/>
           <w:szCs w:val="21"/>
         </w:rPr>
@@ -1333,7 +1333,7 @@
           <w:bCs w:val="false"/>
           <w:i w:val="false"/>
           <w:iCs w:val="false"/>
-          <w:color w:val="454659"/>
+          <w:color w:val="54565A"/>
           <w:sz w:val="21"/>
           <w:szCs w:val="21"/>
         </w:rPr>
@@ -1353,7 +1353,7 @@
           <w:bCs w:val="false"/>
           <w:i w:val="false"/>
           <w:iCs w:val="false"/>
-          <w:color w:val="454659"/>
+          <w:color w:val="54565A"/>
           <w:sz w:val="21"/>
           <w:szCs w:val="21"/>
         </w:rPr>
@@ -1381,7 +1381,7 @@
           <w:rFonts w:ascii="Inter" w:cs="Inter" w:eastAsia="Inter" w:hAnsi="Inter"/>
           <w:b w:val="false"/>
           <w:bCs w:val="false"/>
-          <w:color w:val="454659"/>
+          <w:color w:val="54565A"/>
           <w:sz w:val="21"/>
           <w:szCs w:val="21"/>
         </w:rPr>
@@ -1409,7 +1409,7 @@
           <w:rFonts w:ascii="Inter" w:cs="Inter" w:eastAsia="Inter" w:hAnsi="Inter"/>
           <w:b w:val="false"/>
           <w:bCs w:val="false"/>
-          <w:color w:val="454659"/>
+          <w:color w:val="54565A"/>
           <w:sz w:val="21"/>
           <w:szCs w:val="21"/>
         </w:rPr>
@@ -1491,7 +1491,7 @@
             <w:r>
               <w:rPr>
                 <w:rFonts w:ascii="Inter" w:cs="Inter" w:eastAsia="Inter" w:hAnsi="Inter"/>
-                <w:color w:val="454659"/>
+                <w:color w:val="54565A"/>
                 <w:sz w:val="20"/>
                 <w:szCs w:val="20"/>
               </w:rPr>
@@ -1538,7 +1538,7 @@
           <w:rFonts w:ascii="Inter" w:cs="Inter" w:eastAsia="Inter" w:hAnsi="Inter"/>
           <w:b w:val="false"/>
           <w:bCs w:val="false"/>
-          <w:color w:val="454659"/>
+          <w:color w:val="54565A"/>
           <w:sz w:val="21"/>
           <w:szCs w:val="21"/>
         </w:rPr>
@@ -1558,7 +1558,7 @@
           <w:bCs w:val="false"/>
           <w:i w:val="false"/>
           <w:iCs w:val="false"/>
-          <w:color w:val="454659"/>
+          <w:color w:val="54565A"/>
           <w:sz w:val="21"/>
           <w:szCs w:val="21"/>
         </w:rPr>
@@ -1624,7 +1624,7 @@
             <w:r>
               <w:rPr>
                 <w:rFonts w:ascii="Inter" w:cs="Inter" w:eastAsia="Inter" w:hAnsi="Inter"/>
-                <w:color w:val="454659"/>
+                <w:color w:val="54565A"/>
                 <w:sz w:val="20"/>
                 <w:szCs w:val="20"/>
               </w:rPr>
@@ -1708,7 +1708,7 @@
                 <w:rFonts w:ascii="Inter" w:cs="Inter" w:eastAsia="Inter" w:hAnsi="Inter"/>
                 <w:i/>
                 <w:iCs/>
-                <w:color w:val="454659"/>
+                <w:color w:val="54565A"/>
                 <w:sz w:val="18"/>
                 <w:szCs w:val="18"/>
               </w:rPr>
@@ -1725,7 +1725,7 @@
       <w:r>
         <w:rPr>
           <w:rFonts w:ascii="Inter" w:cs="Inter" w:eastAsia="Inter" w:hAnsi="Inter"/>
-          <w:color w:val="454659"/>
+          <w:color w:val="54565A"/>
           <w:sz w:val="20"/>
           <w:szCs w:val="20"/>
         </w:rPr>
@@ -1745,7 +1745,7 @@
       <w:r>
         <w:rPr>
           <w:rFonts w:ascii="Inter" w:cs="Inter" w:eastAsia="Inter" w:hAnsi="Inter"/>
-          <w:color w:val="454659"/>
+          <w:color w:val="54565A"/>
           <w:sz w:val="20"/>
           <w:szCs w:val="20"/>
         </w:rPr>
@@ -1765,7 +1765,7 @@
       <w:r>
         <w:rPr>
           <w:rFonts w:ascii="Inter" w:cs="Inter" w:eastAsia="Inter" w:hAnsi="Inter"/>
-          <w:color w:val="454659"/>
+          <w:color w:val="54565A"/>
           <w:sz w:val="20"/>
           <w:szCs w:val="20"/>
         </w:rPr>
@@ -1946,35 +1946,11 @@
     <w:r>
       <w:rPr>
         <w:rFonts w:ascii="Inter" w:cs="Inter" w:eastAsia="Inter" w:hAnsi="Inter"/>
-        <w:color w:val="454659"/>
+        <w:color w:val="54565A"/>
         <w:sz w:val="14"/>
         <w:szCs w:val="14"/>
       </w:rPr>
-      <w:t xml:space="preserve">Meridian Commerce Group  •  </w:t>
-    </w:r>
-    <w:r>
-      <w:rPr>
-        <w:rFonts w:ascii="Inter" w:cs="Inter" w:eastAsia="Inter" w:hAnsi="Inter"/>
-        <w:color w:val="454659"/>
-        <w:sz w:val="14"/>
-        <w:szCs w:val="14"/>
-      </w:rPr>
-      <w:t xml:space="preserve">Weena 505, 3013 AL Rotterdam, Netherlands</w:t>
-    </w:r>
-  </w:p>
-  <w:p>
-    <w:pPr>
-      <w:spacing w:after="0" w:before="0"/>
-      <w:jc w:val="center"/>
-    </w:pPr>
-    <w:r>
-      <w:rPr>
-        <w:rFonts w:ascii="Inter" w:cs="Inter" w:eastAsia="Inter" w:hAnsi="Inter"/>
-        <w:color w:val="454659"/>
-        <w:sz w:val="14"/>
-        <w:szCs w:val="14"/>
-      </w:rPr>
-      <w:t xml:space="preserve">+31 10 798 4000  •  www.meridiancommerce.com  •  info@meridiancommerce.com</w:t>
+      <w:t xml:space="preserve">Qlik</w:t>
     </w:r>
   </w:p>
   <w:p>
@@ -1996,7 +1972,7 @@
     <w:r>
       <w:rPr>
         <w:rFonts w:ascii="Inter" w:cs="Inter" w:eastAsia="Inter" w:hAnsi="Inter"/>
-        <w:color w:val="454659"/>
+        <w:color w:val="54565A"/>
         <w:sz w:val="13"/>
         <w:szCs w:val="13"/>
       </w:rPr>
@@ -2005,7 +1981,7 @@
     <w:r>
       <w:rPr>
         <w:rFonts w:ascii="Inter" w:cs="Inter" w:eastAsia="Inter" w:hAnsi="Inter"/>
-        <w:color w:val="454659"/>
+        <w:color w:val="54565A"/>
         <w:sz w:val="13"/>
         <w:szCs w:val="13"/>
       </w:rPr>
@@ -2059,12 +2035,12 @@
 <w:hdr xmlns:wpc="http://schemas.microsoft.com/office/word/2010/wordprocessingCanvas" xmlns:mc="http://schemas.openxmlformats.org/markup-compatibility/2006" xmlns:o="urn:schemas-microsoft-com:office:office" xmlns:r="http://schemas.openxmlformats.org/officeDocument/2006/relationships" xmlns:m="http://schemas.openxmlformats.org/officeDocument/2006/math" xmlns:v="urn:schemas-microsoft-com:vml" xmlns:wp14="http://schemas.microsoft.com/office/word/2010/wordprocessingDrawing" xmlns:wp="http://schemas.openxmlformats.org/drawingml/2006/wordprocessingDrawing" xmlns:w10="urn:schemas-microsoft-com:office:word" xmlns:w="http://schemas.openxmlformats.org/wordprocessingml/2006/main" xmlns:w14="http://schemas.microsoft.com/office/word/2010/wordml" xmlns:w15="http://schemas.microsoft.com/office/word/2012/wordml" xmlns:wpg="http://schemas.microsoft.com/office/word/2010/wordprocessingGroup" xmlns:wpi="http://schemas.microsoft.com/office/word/2010/wordprocessingInk" xmlns:wne="http://schemas.microsoft.com/office/word/2006/wordml" xmlns:wps="http://schemas.microsoft.com/office/word/2010/wordprocessingShape" xmlns:cx="http://schemas.microsoft.com/office/drawing/2014/chartex" xmlns:cx1="http://schemas.microsoft.com/office/drawing/2015/9/8/chartex" xmlns:cx2="http://schemas.microsoft.com/office/drawing/2015/10/21/chartex" xmlns:cx3="http://schemas.microsoft.com/office/drawing/2016/5/9/chartex" xmlns:cx4="http://schemas.microsoft.com/office/drawing/2016/5/10/chartex" xmlns:cx5="http://schemas.microsoft.com/office/drawing/2016/5/11/chartex" xmlns:cx6="http://schemas.microsoft.com/office/drawing/2016/5/12/chartex" xmlns:cx7="http://schemas.microsoft.com/office/drawing/2016/5/13/chartex" xmlns:cx8="http://schemas.microsoft.com/office/drawing/2016/5/14/chartex" xmlns:w16cid="http://schemas.microsoft.com/office/word/2016/wordml/cid" xmlns:w16se="http://schemas.microsoft.com/office/word/2015/wordml/symex">
   <w:p>
     <w:pPr>
-      <w:spacing w:after="0"/>
+      <w:spacing w:after="60"/>
     </w:pPr>
     <w:r>
       <w:drawing>
         <wp:inline distT="0" distB="0" distL="0" distR="0">
-          <wp:extent cx="762000" cy="333375"/>
+          <wp:extent cx="1123950" cy="628650"/>
           <wp:effectExtent t="0" r="0" b="0" l="0"/>
           <wp:docPr id="1" name="" descr="" title=""/>
           <wp:cNvGraphicFramePr>
@@ -2089,7 +2065,7 @@
                 <pic:spPr bwMode="auto">
                   <a:xfrm>
                     <a:off x="0" y="0"/>
-                    <a:ext cx="762000" cy="333375"/>
+                    <a:ext cx="1123950" cy="628650"/>
                   </a:xfrm>
                   <a:prstGeom prst="rect">
                     <a:avLst/>
@@ -2100,63 +2076,6 @@
           </a:graphic>
         </wp:inline>
       </w:drawing>
-    </w:r>
-    <w:r>
-      <w:rPr>
-        <w:rFonts w:ascii="Inter" w:cs="Inter" w:eastAsia="Inter" w:hAnsi="Inter"/>
-        <w:sz w:val="20"/>
-        <w:szCs w:val="20"/>
-      </w:rPr>
-      <w:t xml:space="preserve">   </w:t>
-    </w:r>
-    <w:r>
-      <w:rPr>
-        <w:rFonts w:ascii="Inter" w:cs="Inter" w:eastAsia="Inter" w:hAnsi="Inter"/>
-        <w:b/>
-        <w:bCs/>
-        <w:color w:val="19416C"/>
-        <w:sz w:val="26"/>
-        <w:szCs w:val="26"/>
-      </w:rPr>
-      <w:t xml:space="preserve">MERIDIAN</w:t>
-    </w:r>
-    <w:r>
-      <w:rPr>
-        <w:rFonts w:ascii="Inter" w:cs="Inter" w:eastAsia="Inter" w:hAnsi="Inter"/>
-        <w:b w:val="false"/>
-        <w:bCs w:val="false"/>
-        <w:color w:val="19416C"/>
-        <w:sz w:val="26"/>
-        <w:szCs w:val="26"/>
-      </w:rPr>
-      <w:t xml:space="preserve"> COMMERCE </w:t>
-    </w:r>
-    <w:r>
-      <w:rPr>
-        <w:rFonts w:ascii="Inter" w:cs="Inter" w:eastAsia="Inter" w:hAnsi="Inter"/>
-        <w:b/>
-        <w:bCs/>
-        <w:color w:val="009845"/>
-        <w:sz w:val="26"/>
-        <w:szCs w:val="26"/>
-      </w:rPr>
-      <w:t xml:space="preserve">GROUP</w:t>
-    </w:r>
-  </w:p>
-  <w:p>
-    <w:pPr>
-      <w:spacing w:after="0"/>
-    </w:pPr>
-    <w:r>
-      <w:rPr>
-        <w:rFonts w:ascii="Inter" w:cs="Inter" w:eastAsia="Inter" w:hAnsi="Inter"/>
-        <w:i/>
-        <w:iCs/>
-        <w:color w:val="454659"/>
-        <w:sz w:val="16"/>
-        <w:szCs w:val="16"/>
-      </w:rPr>
-      <w:t xml:space="preserve">The neighborhood store with global reach</w:t>
     </w:r>
   </w:p>
   <w:p>
@@ -2291,12 +2210,12 @@
 </file>
 
 <file path=word/styles.xml><?xml version="1.0" encoding="utf-8"?>
-<w:styles xmlns:mc="http://schemas.openxmlformats.org/markup-compatibility/2006" xmlns:r="http://schemas.openxmlformats.org/officeDocument/2006/relationships" xmlns:w="http://schemas.openxmlformats.org/wordprocessingml/2006/main" xmlns:w14="http://schemas.microsoft.com/office/word/2010/wordml" xmlns:w15="http://schemas.microsoft.com/office/word/2012/wordml" xmlns:w16cex="http://schemas.microsoft.com/office/word/2018/wordml/cex" xmlns:w16cid="http://schemas.microsoft.com/office/word/2016/wordml/cid" xmlns:w16="http://schemas.microsoft.com/office/word/2018/wordml" xmlns:w16sdtdh="http://schemas.microsoft.com/office/word/2020/wordml/sdtdatahash" xmlns:w16se="http://schemas.microsoft.com/office/word/2015/wordml/symex" mc:Ignorable="w14 w15 w16se w16cid w16 w16cex w16sdtdh">
+<w:styles xmlns:mc="http://schemas.openxmlformats.org/markup-compatibility/2006" xmlns:r="http://schemas.openxmlformats.org/officeDocument/2006/relationships" xmlns:w="http://schemas.openxmlformats.org/wordprocessingml/2006/main" xmlns:w14="http://schemas.microsoft.com/office/word/2010/wordml" xmlns:w15="http://schemas.microsoft.com/office/word/2012/wordml" mc:Ignorable="w14 w15">
   <w:docDefaults>
     <w:rPrDefault>
       <w:rPr>
         <w:rFonts w:ascii="Inter" w:cs="Inter" w:eastAsia="Inter" w:hAnsi="Inter"/>
-        <w:color w:val="454659"/>
+        <w:color w:val="54565A"/>
         <w:sz w:val="22"/>
         <w:szCs w:val="22"/>
       </w:rPr>
@@ -2496,941 +2415,5 @@
       <w:szCs w:val="20"/>
     </w:rPr>
   </w:style>
-  <w:docDefaults>
-    <w:rPrDefault>
-      <w:rPr>
-        <w:rFonts w:asciiTheme="minorHAnsi" w:eastAsiaTheme="minorHAnsi" w:hAnsiTheme="minorHAnsi" w:cstheme="minorBidi"/>
-        <w:kern w:val="2"/>
-        <w:sz w:val="24"/>
-        <w:szCs w:val="24"/>
-        <w:lang w:val="en-US" w:eastAsia="en-US" w:bidi="ar-SA"/>
-        <w14:ligatures w14:val="standardContextual"/>
-      </w:rPr>
-    </w:rPrDefault>
-    <w:pPrDefault/>
-  </w:docDefaults>
-  <w:latentStyles w:defLockedState="0" w:defUIPriority="99" w:defSemiHidden="0" w:defUnhideWhenUsed="0" w:defQFormat="0" w:count="376">
-    <w:lsdException w:name="Normal" w:uiPriority="0" w:qFormat="1"/>
-    <w:lsdException w:name="heading 1" w:uiPriority="9" w:qFormat="1"/>
-    <w:lsdException w:name="heading 2" w:semiHidden="1" w:uiPriority="9" w:unhideWhenUsed="1" w:qFormat="1"/>
-    <w:lsdException w:name="heading 3" w:semiHidden="1" w:uiPriority="9" w:unhideWhenUsed="1" w:qFormat="1"/>
-    <w:lsdException w:name="heading 4" w:semiHidden="1" w:uiPriority="9" w:unhideWhenUsed="1" w:qFormat="1"/>
-    <w:lsdException w:name="heading 5" w:semiHidden="1" w:uiPriority="9" w:unhideWhenUsed="1" w:qFormat="1"/>
-    <w:lsdException w:name="heading 6" w:semiHidden="1" w:uiPriority="9" w:unhideWhenUsed="1" w:qFormat="1"/>
-    <w:lsdException w:name="heading 7" w:semiHidden="1" w:uiPriority="9" w:unhideWhenUsed="1" w:qFormat="1"/>
-    <w:lsdException w:name="heading 8" w:semiHidden="1" w:uiPriority="9" w:unhideWhenUsed="1" w:qFormat="1"/>
-    <w:lsdException w:name="heading 9" w:semiHidden="1" w:uiPriority="9" w:unhideWhenUsed="1" w:qFormat="1"/>
-    <w:lsdException w:name="index 1" w:semiHidden="1" w:unhideWhenUsed="1"/>
-    <w:lsdException w:name="index 2" w:semiHidden="1" w:unhideWhenUsed="1"/>
-    <w:lsdException w:name="index 3" w:semiHidden="1" w:unhideWhenUsed="1"/>
-    <w:lsdException w:name="index 4" w:semiHidden="1" w:unhideWhenUsed="1"/>
-    <w:lsdException w:name="index 5" w:semiHidden="1" w:unhideWhenUsed="1"/>
-    <w:lsdException w:name="index 6" w:semiHidden="1" w:unhideWhenUsed="1"/>
-    <w:lsdException w:name="index 7" w:semiHidden="1" w:unhideWhenUsed="1"/>
-    <w:lsdException w:name="index 8" w:semiHidden="1" w:unhideWhenUsed="1"/>
-    <w:lsdException w:name="index 9" w:semiHidden="1" w:unhideWhenUsed="1"/>
-    <w:lsdException w:name="toc 1" w:semiHidden="1" w:uiPriority="39" w:unhideWhenUsed="1"/>
-    <w:lsdException w:name="toc 2" w:semiHidden="1" w:uiPriority="39" w:unhideWhenUsed="1"/>
-    <w:lsdException w:name="toc 3" w:semiHidden="1" w:uiPriority="39" w:unhideWhenUsed="1"/>
-    <w:lsdException w:name="toc 4" w:semiHidden="1" w:uiPriority="39" w:unhideWhenUsed="1"/>
-    <w:lsdException w:name="toc 5" w:semiHidden="1" w:uiPriority="39" w:unhideWhenUsed="1"/>
-    <w:lsdException w:name="toc 6" w:semiHidden="1" w:uiPriority="39" w:unhideWhenUsed="1"/>
-    <w:lsdException w:name="toc 7" w:semiHidden="1" w:uiPriority="39" w:unhideWhenUsed="1"/>
-    <w:lsdException w:name="toc 8" w:semiHidden="1" w:uiPriority="39" w:unhideWhenUsed="1"/>
-    <w:lsdException w:name="toc 9" w:semiHidden="1" w:uiPriority="39" w:unhideWhenUsed="1"/>
-    <w:lsdException w:name="Normal Indent" w:semiHidden="1" w:unhideWhenUsed="1"/>
-    <w:lsdException w:name="footnote text" w:semiHidden="1" w:unhideWhenUsed="1"/>
-    <w:lsdException w:name="annotation text" w:semiHidden="1" w:unhideWhenUsed="1"/>
-    <w:lsdException w:name="header" w:semiHidden="1" w:unhideWhenUsed="1"/>
-    <w:lsdException w:name="footer" w:semiHidden="1" w:unhideWhenUsed="1"/>
-    <w:lsdException w:name="index heading" w:semiHidden="1" w:unhideWhenUsed="1"/>
-    <w:lsdException w:name="caption" w:semiHidden="1" w:uiPriority="35" w:unhideWhenUsed="1" w:qFormat="1"/>
-    <w:lsdException w:name="table of figures" w:semiHidden="1" w:unhideWhenUsed="1"/>
-    <w:lsdException w:name="envelope address" w:semiHidden="1" w:unhideWhenUsed="1"/>
-    <w:lsdException w:name="envelope return" w:semiHidden="1" w:unhideWhenUsed="1"/>
-    <w:lsdException w:name="footnote reference" w:semiHidden="1" w:unhideWhenUsed="1"/>
-    <w:lsdException w:name="annotation reference" w:semiHidden="1" w:unhideWhenUsed="1"/>
-    <w:lsdException w:name="line number" w:semiHidden="1" w:unhideWhenUsed="1"/>
-    <w:lsdException w:name="page number" w:semiHidden="1" w:unhideWhenUsed="1"/>
-    <w:lsdException w:name="endnote reference" w:semiHidden="1" w:unhideWhenUsed="1"/>
-    <w:lsdException w:name="endnote text" w:semiHidden="1" w:unhideWhenUsed="1"/>
-    <w:lsdException w:name="table of authorities" w:semiHidden="1" w:unhideWhenUsed="1"/>
-    <w:lsdException w:name="macro" w:semiHidden="1" w:unhideWhenUsed="1"/>
-    <w:lsdException w:name="toa heading" w:semiHidden="1" w:unhideWhenUsed="1"/>
-    <w:lsdException w:name="List" w:semiHidden="1" w:unhideWhenUsed="1"/>
-    <w:lsdException w:name="List Bullet" w:semiHidden="1" w:unhideWhenUsed="1"/>
-    <w:lsdException w:name="List Number" w:semiHidden="1" w:unhideWhenUsed="1"/>
-    <w:lsdException w:name="List 2" w:semiHidden="1" w:unhideWhenUsed="1"/>
-    <w:lsdException w:name="List 3" w:semiHidden="1" w:unhideWhenUsed="1"/>
-    <w:lsdException w:name="List 4" w:semiHidden="1" w:unhideWhenUsed="1"/>
-    <w:lsdException w:name="List 5" w:semiHidden="1" w:unhideWhenUsed="1"/>
-    <w:lsdException w:name="List Bullet 2" w:semiHidden="1" w:unhideWhenUsed="1"/>
-    <w:lsdException w:name="List Bullet 3" w:semiHidden="1" w:unhideWhenUsed="1"/>
-    <w:lsdException w:name="List Bullet 4" w:semiHidden="1" w:unhideWhenUsed="1"/>
-    <w:lsdException w:name="List Bullet 5" w:semiHidden="1" w:unhideWhenUsed="1"/>
-    <w:lsdException w:name="List Number 2" w:semiHidden="1" w:unhideWhenUsed="1"/>
-    <w:lsdException w:name="List Number 3" w:semiHidden="1" w:unhideWhenUsed="1"/>
-    <w:lsdException w:name="List Number 4" w:semiHidden="1" w:unhideWhenUsed="1"/>
-    <w:lsdException w:name="List Number 5" w:semiHidden="1" w:unhideWhenUsed="1"/>
-    <w:lsdException w:name="Title" w:uiPriority="10" w:qFormat="1"/>
-    <w:lsdException w:name="Closing" w:semiHidden="1" w:unhideWhenUsed="1"/>
-    <w:lsdException w:name="Signature" w:semiHidden="1" w:unhideWhenUsed="1"/>
-    <w:lsdException w:name="Default Paragraph Font" w:semiHidden="1" w:uiPriority="1" w:unhideWhenUsed="1"/>
-    <w:lsdException w:name="Body Text" w:semiHidden="1" w:uiPriority="1" w:unhideWhenUsed="1" w:qFormat="1"/>
-    <w:lsdException w:name="Body Text Indent" w:semiHidden="1" w:unhideWhenUsed="1"/>
-    <w:lsdException w:name="List Continue" w:semiHidden="1" w:unhideWhenUsed="1"/>
-    <w:lsdException w:name="List Continue 2" w:semiHidden="1" w:unhideWhenUsed="1"/>
-    <w:lsdException w:name="List Continue 3" w:semiHidden="1" w:unhideWhenUsed="1"/>
-    <w:lsdException w:name="List Continue 4" w:semiHidden="1" w:unhideWhenUsed="1"/>
-    <w:lsdException w:name="List Continue 5" w:semiHidden="1" w:unhideWhenUsed="1"/>
-    <w:lsdException w:name="Message Header" w:semiHidden="1" w:unhideWhenUsed="1"/>
-    <w:lsdException w:name="Subtitle" w:uiPriority="11" w:qFormat="1"/>
-    <w:lsdException w:name="Salutation" w:semiHidden="1" w:unhideWhenUsed="1"/>
-    <w:lsdException w:name="Date" w:semiHidden="1" w:unhideWhenUsed="1"/>
-    <w:lsdException w:name="Body Text First Indent" w:semiHidden="1" w:unhideWhenUsed="1"/>
-    <w:lsdException w:name="Body Text First Indent 2" w:semiHidden="1" w:unhideWhenUsed="1"/>
-    <w:lsdException w:name="Note Heading" w:semiHidden="1" w:unhideWhenUsed="1"/>
-    <w:lsdException w:name="Body Text 2" w:semiHidden="1" w:unhideWhenUsed="1"/>
-    <w:lsdException w:name="Body Text 3" w:semiHidden="1" w:unhideWhenUsed="1"/>
-    <w:lsdException w:name="Body Text Indent 2" w:semiHidden="1" w:unhideWhenUsed="1"/>
-    <w:lsdException w:name="Body Text Indent 3" w:semiHidden="1" w:unhideWhenUsed="1"/>
-    <w:lsdException w:name="Block Text" w:semiHidden="1" w:unhideWhenUsed="1"/>
-    <w:lsdException w:name="Hyperlink" w:semiHidden="1" w:unhideWhenUsed="1"/>
-    <w:lsdException w:name="FollowedHyperlink" w:semiHidden="1" w:unhideWhenUsed="1"/>
-    <w:lsdException w:name="Strong" w:uiPriority="22" w:qFormat="1"/>
-    <w:lsdException w:name="Emphasis" w:uiPriority="20" w:qFormat="1"/>
-    <w:lsdException w:name="Document Map" w:semiHidden="1" w:unhideWhenUsed="1"/>
-    <w:lsdException w:name="Plain Text" w:semiHidden="1" w:unhideWhenUsed="1"/>
-    <w:lsdException w:name="E-mail Signature" w:semiHidden="1" w:unhideWhenUsed="1"/>
-    <w:lsdException w:name="HTML Top of Form" w:semiHidden="1" w:unhideWhenUsed="1"/>
-    <w:lsdException w:name="HTML Bottom of Form" w:semiHidden="1" w:unhideWhenUsed="1"/>
-    <w:lsdException w:name="Normal (Web)" w:semiHidden="1" w:unhideWhenUsed="1"/>
-    <w:lsdException w:name="HTML Acronym" w:semiHidden="1" w:unhideWhenUsed="1"/>
-    <w:lsdException w:name="HTML Address" w:semiHidden="1" w:unhideWhenUsed="1"/>
-    <w:lsdException w:name="HTML Cite" w:semiHidden="1" w:unhideWhenUsed="1"/>
-    <w:lsdException w:name="HTML Code" w:semiHidden="1" w:unhideWhenUsed="1"/>
-    <w:lsdException w:name="HTML Definition" w:semiHidden="1" w:unhideWhenUsed="1"/>
-    <w:lsdException w:name="HTML Keyboard" w:semiHidden="1" w:unhideWhenUsed="1"/>
-    <w:lsdException w:name="HTML Preformatted" w:semiHidden="1" w:unhideWhenUsed="1"/>
-    <w:lsdException w:name="HTML Sample" w:semiHidden="1" w:unhideWhenUsed="1"/>
-    <w:lsdException w:name="HTML Typewriter" w:semiHidden="1" w:unhideWhenUsed="1"/>
-    <w:lsdException w:name="HTML Variable" w:semiHidden="1" w:unhideWhenUsed="1"/>
-    <w:lsdException w:name="Normal Table" w:semiHidden="1" w:unhideWhenUsed="1"/>
-    <w:lsdException w:name="annotation subject" w:semiHidden="1" w:unhideWhenUsed="1"/>
-    <w:lsdException w:name="No List" w:semiHidden="1" w:unhideWhenUsed="1"/>
-    <w:lsdException w:name="Outline List 1" w:semiHidden="1" w:unhideWhenUsed="1"/>
-    <w:lsdException w:name="Outline List 2" w:semiHidden="1" w:unhideWhenUsed="1"/>
-    <w:lsdException w:name="Outline List 3" w:semiHidden="1" w:unhideWhenUsed="1"/>
-    <w:lsdException w:name="Table Simple 1" w:semiHidden="1" w:unhideWhenUsed="1"/>
-    <w:lsdException w:name="Table Simple 2" w:semiHidden="1" w:unhideWhenUsed="1"/>
-    <w:lsdException w:name="Table Simple 3" w:semiHidden="1" w:unhideWhenUsed="1"/>
-    <w:lsdException w:name="Table Classic 1" w:semiHidden="1" w:unhideWhenUsed="1"/>
-    <w:lsdException w:name="Table Classic 2" w:semiHidden="1" w:unhideWhenUsed="1"/>
-    <w:lsdException w:name="Table Classic 3" w:semiHidden="1" w:unhideWhenUsed="1"/>
-    <w:lsdException w:name="Table Classic 4" w:semiHidden="1" w:unhideWhenUsed="1"/>
-    <w:lsdException w:name="Table Colorful 1" w:semiHidden="1" w:unhideWhenUsed="1"/>
-    <w:lsdException w:name="Table Colorful 2" w:semiHidden="1" w:unhideWhenUsed="1"/>
-    <w:lsdException w:name="Table Colorful 3" w:semiHidden="1" w:unhideWhenUsed="1"/>
-    <w:lsdException w:name="Table Columns 1" w:semiHidden="1" w:unhideWhenUsed="1"/>
-    <w:lsdException w:name="Table Columns 2" w:semiHidden="1" w:unhideWhenUsed="1"/>
-    <w:lsdException w:name="Table Columns 3" w:semiHidden="1" w:unhideWhenUsed="1"/>
-    <w:lsdException w:name="Table Columns 4" w:semiHidden="1" w:unhideWhenUsed="1"/>
-    <w:lsdException w:name="Table Columns 5" w:semiHidden="1" w:unhideWhenUsed="1"/>
-    <w:lsdException w:name="Table Grid 1" w:semiHidden="1" w:unhideWhenUsed="1"/>
-    <w:lsdException w:name="Table Grid 2" w:semiHidden="1" w:unhideWhenUsed="1"/>
-    <w:lsdException w:name="Table Grid 3" w:semiHidden="1" w:unhideWhenUsed="1"/>
-    <w:lsdException w:name="Table Grid 4" w:semiHidden="1" w:unhideWhenUsed="1"/>
-    <w:lsdException w:name="Table Grid 5" w:semiHidden="1" w:unhideWhenUsed="1"/>
-    <w:lsdException w:name="Table Grid 6" w:semiHidden="1" w:unhideWhenUsed="1"/>
-    <w:lsdException w:name="Table Grid 7" w:semiHidden="1" w:unhideWhenUsed="1"/>
-    <w:lsdException w:name="Table Grid 8" w:semiHidden="1" w:unhideWhenUsed="1"/>
-    <w:lsdException w:name="Table List 1" w:semiHidden="1" w:unhideWhenUsed="1"/>
-    <w:lsdException w:name="Table List 2" w:semiHidden="1" w:unhideWhenUsed="1"/>
-    <w:lsdException w:name="Table List 3" w:semiHidden="1" w:unhideWhenUsed="1"/>
-    <w:lsdException w:name="Table List 4" w:semiHidden="1" w:unhideWhenUsed="1"/>
-    <w:lsdException w:name="Table List 5" w:semiHidden="1" w:unhideWhenUsed="1"/>
-    <w:lsdException w:name="Table List 6" w:semiHidden="1" w:unhideWhenUsed="1"/>
-    <w:lsdException w:name="Table List 7" w:semiHidden="1" w:unhideWhenUsed="1"/>
-    <w:lsdException w:name="Table List 8" w:semiHidden="1" w:unhideWhenUsed="1"/>
-    <w:lsdException w:name="Table 3D effects 1" w:semiHidden="1" w:unhideWhenUsed="1"/>
-    <w:lsdException w:name="Table 3D effects 2" w:semiHidden="1" w:unhideWhenUsed="1"/>
-    <w:lsdException w:name="Table 3D effects 3" w:semiHidden="1" w:unhideWhenUsed="1"/>
-    <w:lsdException w:name="Table Contemporary" w:semiHidden="1" w:unhideWhenUsed="1"/>
-    <w:lsdException w:name="Table Elegant" w:semiHidden="1" w:unhideWhenUsed="1"/>
-    <w:lsdException w:name="Table Professional" w:semiHidden="1" w:unhideWhenUsed="1"/>
-    <w:lsdException w:name="Table Subtle 1" w:semiHidden="1" w:unhideWhenUsed="1"/>
-    <w:lsdException w:name="Table Subtle 2" w:semiHidden="1" w:unhideWhenUsed="1"/>
-    <w:lsdException w:name="Table Web 1" w:semiHidden="1" w:unhideWhenUsed="1"/>
-    <w:lsdException w:name="Table Web 2" w:semiHidden="1" w:unhideWhenUsed="1"/>
-    <w:lsdException w:name="Table Web 3" w:semiHidden="1" w:unhideWhenUsed="1"/>
-    <w:lsdException w:name="Balloon Text" w:semiHidden="1" w:unhideWhenUsed="1"/>
-    <w:lsdException w:name="Table Grid" w:uiPriority="59"/>
-    <w:lsdException w:name="Table Theme" w:semiHidden="1" w:unhideWhenUsed="1"/>
-    <w:lsdException w:name="Placeholder Text" w:semiHidden="1"/>
-    <w:lsdException w:name="No Spacing" w:uiPriority="1" w:qFormat="1"/>
-    <w:lsdException w:name="Light Shading" w:uiPriority="60"/>
-    <w:lsdException w:name="Light List" w:uiPriority="61"/>
-    <w:lsdException w:name="Light Grid" w:uiPriority="62"/>
-    <w:lsdException w:name="Medium Shading 1" w:uiPriority="63"/>
-    <w:lsdException w:name="Medium Shading 2" w:uiPriority="64"/>
-    <w:lsdException w:name="Medium List 1" w:uiPriority="65"/>
-    <w:lsdException w:name="Medium List 2" w:uiPriority="66"/>
-    <w:lsdException w:name="Medium Grid 1" w:uiPriority="67"/>
-    <w:lsdException w:name="Medium Grid 2" w:uiPriority="68"/>
-    <w:lsdException w:name="Medium Grid 3" w:uiPriority="69"/>
-    <w:lsdException w:name="Dark List" w:uiPriority="70"/>
-    <w:lsdException w:name="Colorful Shading" w:uiPriority="71"/>
-    <w:lsdException w:name="Colorful List" w:uiPriority="72"/>
-    <w:lsdException w:name="Colorful Grid" w:uiPriority="73"/>
-    <w:lsdException w:name="Light Shading Accent 1" w:uiPriority="60"/>
-    <w:lsdException w:name="Light List Accent 1" w:uiPriority="61"/>
-    <w:lsdException w:name="Light Grid Accent 1" w:uiPriority="62"/>
-    <w:lsdException w:name="Medium Shading 1 Accent 1" w:uiPriority="63"/>
-    <w:lsdException w:name="Medium Shading 2 Accent 1" w:uiPriority="64"/>
-    <w:lsdException w:name="Medium List 1 Accent 1" w:uiPriority="65"/>
-    <w:lsdException w:name="Revision" w:semiHidden="1"/>
-    <w:lsdException w:name="List Paragraph" w:uiPriority="34" w:qFormat="1"/>
-    <w:lsdException w:name="Quote" w:uiPriority="29" w:qFormat="1"/>
-    <w:lsdException w:name="Intense Quote" w:uiPriority="30" w:qFormat="1"/>
-    <w:lsdException w:name="Medium List 2 Accent 1" w:uiPriority="66"/>
-    <w:lsdException w:name="Medium Grid 1 Accent 1" w:uiPriority="67"/>
-    <w:lsdException w:name="Medium Grid 2 Accent 1" w:uiPriority="68"/>
-    <w:lsdException w:name="Medium Grid 3 Accent 1" w:uiPriority="69"/>
-    <w:lsdException w:name="Dark List Accent 1" w:uiPriority="70"/>
-    <w:lsdException w:name="Colorful Shading Accent 1" w:uiPriority="71"/>
-    <w:lsdException w:name="Colorful List Accent 1" w:uiPriority="72"/>
-    <w:lsdException w:name="Colorful Grid Accent 1" w:uiPriority="73"/>
-    <w:lsdException w:name="Light Shading Accent 2" w:uiPriority="60"/>
-    <w:lsdException w:name="Light List Accent 2" w:uiPriority="61"/>
-    <w:lsdException w:name="Light Grid Accent 2" w:uiPriority="62"/>
-    <w:lsdException w:name="Medium Shading 1 Accent 2" w:uiPriority="63"/>
-    <w:lsdException w:name="Medium Shading 2 Accent 2" w:uiPriority="64"/>
-    <w:lsdException w:name="Medium List 1 Accent 2" w:uiPriority="65"/>
-    <w:lsdException w:name="Medium List 2 Accent 2" w:uiPriority="66"/>
-    <w:lsdException w:name="Medium Grid 1 Accent 2" w:uiPriority="67"/>
-    <w:lsdException w:name="Medium Grid 2 Accent 2" w:uiPriority="68"/>
-    <w:lsdException w:name="Medium Grid 3 Accent 2" w:uiPriority="69"/>
-    <w:lsdException w:name="Dark List Accent 2" w:uiPriority="70"/>
-    <w:lsdException w:name="Colorful Shading Accent 2" w:uiPriority="71"/>
-    <w:lsdException w:name="Colorful List Accent 2" w:uiPriority="72"/>
-    <w:lsdException w:name="Colorful Grid Accent 2" w:uiPriority="73"/>
-    <w:lsdException w:name="Light Shading Accent 3" w:uiPriority="60"/>
-    <w:lsdException w:name="Light List Accent 3" w:uiPriority="61"/>
-    <w:lsdException w:name="Light Grid Accent 3" w:uiPriority="62"/>
-    <w:lsdException w:name="Medium Shading 1 Accent 3" w:uiPriority="63"/>
-    <w:lsdException w:name="Medium Shading 2 Accent 3" w:uiPriority="64"/>
-    <w:lsdException w:name="Medium List 1 Accent 3" w:uiPriority="65"/>
-    <w:lsdException w:name="Medium List 2 Accent 3" w:uiPriority="66"/>
-    <w:lsdException w:name="Medium Grid 1 Accent 3" w:uiPriority="67"/>
-    <w:lsdException w:name="Medium Grid 2 Accent 3" w:uiPriority="68"/>
-    <w:lsdException w:name="Medium Grid 3 Accent 3" w:uiPriority="69"/>
-    <w:lsdException w:name="Dark List Accent 3" w:uiPriority="70"/>
-    <w:lsdException w:name="Colorful Shading Accent 3" w:uiPriority="71"/>
-    <w:lsdException w:name="Colorful List Accent 3" w:uiPriority="72"/>
-    <w:lsdException w:name="Colorful Grid Accent 3" w:uiPriority="73"/>
-    <w:lsdException w:name="Light Shading Accent 4" w:uiPriority="60"/>
-    <w:lsdException w:name="Light List Accent 4" w:uiPriority="61"/>
-    <w:lsdException w:name="Light Grid Accent 4" w:uiPriority="62"/>
-    <w:lsdException w:name="Medium Shading 1 Accent 4" w:uiPriority="63"/>
-    <w:lsdException w:name="Medium Shading 2 Accent 4" w:uiPriority="64"/>
-    <w:lsdException w:name="Medium List 1 Accent 4" w:uiPriority="65"/>
-    <w:lsdException w:name="Medium List 2 Accent 4" w:uiPriority="66"/>
-    <w:lsdException w:name="Medium Grid 1 Accent 4" w:uiPriority="67"/>
-    <w:lsdException w:name="Medium Grid 2 Accent 4" w:uiPriority="68"/>
-    <w:lsdException w:name="Medium Grid 3 Accent 4" w:uiPriority="69"/>
-    <w:lsdException w:name="Dark List Accent 4" w:uiPriority="70"/>
-    <w:lsdException w:name="Colorful Shading Accent 4" w:uiPriority="71"/>
-    <w:lsdException w:name="Colorful List Accent 4" w:uiPriority="72"/>
-    <w:lsdException w:name="Colorful Grid Accent 4" w:uiPriority="73"/>
-    <w:lsdException w:name="Light Shading Accent 5" w:uiPriority="60"/>
-    <w:lsdException w:name="Light List Accent 5" w:uiPriority="61"/>
-    <w:lsdException w:name="Light Grid Accent 5" w:uiPriority="62"/>
-    <w:lsdException w:name="Medium Shading 1 Accent 5" w:uiPriority="63"/>
-    <w:lsdException w:name="Medium Shading 2 Accent 5" w:uiPriority="64"/>
-    <w:lsdException w:name="Medium List 1 Accent 5" w:uiPriority="65"/>
-    <w:lsdException w:name="Medium List 2 Accent 5" w:uiPriority="66"/>
-    <w:lsdException w:name="Medium Grid 1 Accent 5" w:uiPriority="67"/>
-    <w:lsdException w:name="Medium Grid 2 Accent 5" w:uiPriority="68"/>
-    <w:lsdException w:name="Medium Grid 3 Accent 5" w:uiPriority="69"/>
-    <w:lsdException w:name="Dark List Accent 5" w:uiPriority="70"/>
-    <w:lsdException w:name="Colorful Shading Accent 5" w:uiPriority="71"/>
-    <w:lsdException w:name="Colorful List Accent 5" w:uiPriority="72"/>
-    <w:lsdException w:name="Colorful Grid Accent 5" w:uiPriority="73"/>
-    <w:lsdException w:name="Light Shading Accent 6" w:uiPriority="60"/>
-    <w:lsdException w:name="Light List Accent 6" w:uiPriority="61"/>
-    <w:lsdException w:name="Light Grid Accent 6" w:uiPriority="62"/>
-    <w:lsdException w:name="Medium Shading 1 Accent 6" w:uiPriority="63"/>
-    <w:lsdException w:name="Medium Shading 2 Accent 6" w:uiPriority="64"/>
-    <w:lsdException w:name="Medium List 1 Accent 6" w:uiPriority="65"/>
-    <w:lsdException w:name="Medium List 2 Accent 6" w:uiPriority="66"/>
-    <w:lsdException w:name="Medium Grid 1 Accent 6" w:uiPriority="67"/>
-    <w:lsdException w:name="Medium Grid 2 Accent 6" w:uiPriority="68"/>
-    <w:lsdException w:name="Medium Grid 3 Accent 6" w:uiPriority="69"/>
-    <w:lsdException w:name="Dark List Accent 6" w:uiPriority="70"/>
-    <w:lsdException w:name="Colorful Shading Accent 6" w:uiPriority="71"/>
-    <w:lsdException w:name="Colorful List Accent 6" w:uiPriority="72"/>
-    <w:lsdException w:name="Colorful Grid Accent 6" w:uiPriority="73"/>
-    <w:lsdException w:name="Subtle Emphasis" w:uiPriority="19" w:qFormat="1"/>
-    <w:lsdException w:name="Intense Emphasis" w:uiPriority="21" w:qFormat="1"/>
-    <w:lsdException w:name="Subtle Reference" w:uiPriority="31" w:qFormat="1"/>
-    <w:lsdException w:name="Intense Reference" w:uiPriority="32" w:qFormat="1"/>
-    <w:lsdException w:name="Book Title" w:uiPriority="33" w:qFormat="1"/>
-    <w:lsdException w:name="Bibliography" w:semiHidden="1" w:uiPriority="37" w:unhideWhenUsed="1"/>
-    <w:lsdException w:name="TOC Heading" w:semiHidden="1" w:uiPriority="39" w:unhideWhenUsed="1" w:qFormat="1"/>
-    <w:lsdException w:name="Plain Table 1" w:uiPriority="41"/>
-    <w:lsdException w:name="Plain Table 2" w:uiPriority="42"/>
-    <w:lsdException w:name="Plain Table 3" w:uiPriority="43"/>
-    <w:lsdException w:name="Plain Table 4" w:uiPriority="44"/>
-    <w:lsdException w:name="Plain Table 5" w:uiPriority="45"/>
-    <w:lsdException w:name="Grid Table Light" w:uiPriority="40"/>
-    <w:lsdException w:name="Grid Table 1 Light" w:uiPriority="46"/>
-    <w:lsdException w:name="Grid Table 2" w:uiPriority="47"/>
-    <w:lsdException w:name="Grid Table 3" w:uiPriority="48"/>
-    <w:lsdException w:name="Grid Table 4" w:uiPriority="49"/>
-    <w:lsdException w:name="Grid Table 5 Dark" w:uiPriority="50"/>
-    <w:lsdException w:name="Grid Table 6 Colorful" w:uiPriority="51"/>
-    <w:lsdException w:name="Grid Table 7 Colorful" w:uiPriority="52"/>
-    <w:lsdException w:name="Grid Table 1 Light Accent 1" w:uiPriority="46"/>
-    <w:lsdException w:name="Grid Table 2 Accent 1" w:uiPriority="47"/>
-    <w:lsdException w:name="Grid Table 3 Accent 1" w:uiPriority="48"/>
-    <w:lsdException w:name="Grid Table 4 Accent 1" w:uiPriority="49"/>
-    <w:lsdException w:name="Grid Table 5 Dark Accent 1" w:uiPriority="50"/>
-    <w:lsdException w:name="Grid Table 6 Colorful Accent 1" w:uiPriority="51"/>
-    <w:lsdException w:name="Grid Table 7 Colorful Accent 1" w:uiPriority="52"/>
-    <w:lsdException w:name="Grid Table 1 Light Accent 2" w:uiPriority="46"/>
-    <w:lsdException w:name="Grid Table 2 Accent 2" w:uiPriority="47"/>
-    <w:lsdException w:name="Grid Table 3 Accent 2" w:uiPriority="48"/>
-    <w:lsdException w:name="Grid Table 4 Accent 2" w:uiPriority="49"/>
-    <w:lsdException w:name="Grid Table 5 Dark Accent 2" w:uiPriority="50"/>
-    <w:lsdException w:name="Grid Table 6 Colorful Accent 2" w:uiPriority="51"/>
-    <w:lsdException w:name="Grid Table 7 Colorful Accent 2" w:uiPriority="52"/>
-    <w:lsdException w:name="Grid Table 1 Light Accent 3" w:uiPriority="46"/>
-    <w:lsdException w:name="Grid Table 2 Accent 3" w:uiPriority="47"/>
-    <w:lsdException w:name="Grid Table 3 Accent 3" w:uiPriority="48"/>
-    <w:lsdException w:name="Grid Table 4 Accent 3" w:uiPriority="49"/>
-    <w:lsdException w:name="Grid Table 5 Dark Accent 3" w:uiPriority="50"/>
-    <w:lsdException w:name="Grid Table 6 Colorful Accent 3" w:uiPriority="51"/>
-    <w:lsdException w:name="Grid Table 7 Colorful Accent 3" w:uiPriority="52"/>
-    <w:lsdException w:name="Grid Table 1 Light Accent 4" w:uiPriority="46"/>
-    <w:lsdException w:name="Grid Table 2 Accent 4" w:uiPriority="47"/>
-    <w:lsdException w:name="Grid Table 3 Accent 4" w:uiPriority="48"/>
-    <w:lsdException w:name="Grid Table 4 Accent 4" w:uiPriority="49"/>
-    <w:lsdException w:name="Grid Table 5 Dark Accent 4" w:uiPriority="50"/>
-    <w:lsdException w:name="Grid Table 6 Colorful Accent 4" w:uiPriority="51"/>
-    <w:lsdException w:name="Grid Table 7 Colorful Accent 4" w:uiPriority="52"/>
-    <w:lsdException w:name="Grid Table 1 Light Accent 5" w:uiPriority="46"/>
-    <w:lsdException w:name="Grid Table 2 Accent 5" w:uiPriority="47"/>
-    <w:lsdException w:name="Grid Table 3 Accent 5" w:uiPriority="48"/>
-    <w:lsdException w:name="Grid Table 4 Accent 5" w:uiPriority="49"/>
-    <w:lsdException w:name="Grid Table 5 Dark Accent 5" w:uiPriority="50"/>
-    <w:lsdException w:name="Grid Table 6 Colorful Accent 5" w:uiPriority="51"/>
-    <w:lsdException w:name="Grid Table 7 Colorful Accent 5" w:uiPriority="52"/>
-    <w:lsdException w:name="Grid Table 1 Light Accent 6" w:uiPriority="46"/>
-    <w:lsdException w:name="Grid Table 2 Accent 6" w:uiPriority="47"/>
-    <w:lsdException w:name="Grid Table 3 Accent 6" w:uiPriority="48"/>
-    <w:lsdException w:name="Grid Table 4 Accent 6" w:uiPriority="49"/>
-    <w:lsdException w:name="Grid Table 5 Dark Accent 6" w:uiPriority="50"/>
-    <w:lsdException w:name="Grid Table 6 Colorful Accent 6" w:uiPriority="51"/>
-    <w:lsdException w:name="Grid Table 7 Colorful Accent 6" w:uiPriority="52"/>
-    <w:lsdException w:name="List Table 1 Light" w:uiPriority="46"/>
-    <w:lsdException w:name="List Table 2" w:uiPriority="47"/>
-    <w:lsdException w:name="List Table 3" w:uiPriority="48"/>
-    <w:lsdException w:name="List Table 4" w:uiPriority="49"/>
-    <w:lsdException w:name="List Table 5 Dark" w:uiPriority="50"/>
-    <w:lsdException w:name="List Table 6 Colorful" w:uiPriority="51"/>
-    <w:lsdException w:name="List Table 7 Colorful" w:uiPriority="52"/>
-    <w:lsdException w:name="List Table 1 Light Accent 1" w:uiPriority="46"/>
-    <w:lsdException w:name="List Table 2 Accent 1" w:uiPriority="47"/>
-    <w:lsdException w:name="List Table 3 Accent 1" w:uiPriority="48"/>
-    <w:lsdException w:name="List Table 4 Accent 1" w:uiPriority="49"/>
-    <w:lsdException w:name="List Table 5 Dark Accent 1" w:uiPriority="50"/>
-    <w:lsdException w:name="List Table 6 Colorful Accent 1" w:uiPriority="51"/>
-    <w:lsdException w:name="List Table 7 Colorful Accent 1" w:uiPriority="52"/>
-    <w:lsdException w:name="List Table 1 Light Accent 2" w:uiPriority="46"/>
-    <w:lsdException w:name="List Table 2 Accent 2" w:uiPriority="47"/>
-    <w:lsdException w:name="List Table 3 Accent 2" w:uiPriority="48"/>
-    <w:lsdException w:name="List Table 4 Accent 2" w:uiPriority="49"/>
-    <w:lsdException w:name="List Table 5 Dark Accent 2" w:uiPriority="50"/>
-    <w:lsdException w:name="List Table 6 Colorful Accent 2" w:uiPriority="51"/>
-    <w:lsdException w:name="List Table 7 Colorful Accent 2" w:uiPriority="52"/>
-    <w:lsdException w:name="List Table 1 Light Accent 3" w:uiPriority="46"/>
-    <w:lsdException w:name="List Table 2 Accent 3" w:uiPriority="47"/>
-    <w:lsdException w:name="List Table 3 Accent 3" w:uiPriority="48"/>
-    <w:lsdException w:name="List Table 4 Accent 3" w:uiPriority="49"/>
-    <w:lsdException w:name="List Table 5 Dark Accent 3" w:uiPriority="50"/>
-    <w:lsdException w:name="List Table 6 Colorful Accent 3" w:uiPriority="51"/>
-    <w:lsdException w:name="List Table 7 Colorful Accent 3" w:uiPriority="52"/>
-    <w:lsdException w:name="List Table 1 Light Accent 4" w:uiPriority="46"/>
-    <w:lsdException w:name="List Table 2 Accent 4" w:uiPriority="47"/>
-    <w:lsdException w:name="List Table 3 Accent 4" w:uiPriority="48"/>
-    <w:lsdException w:name="List Table 4 Accent 4" w:uiPriority="49"/>
-    <w:lsdException w:name="List Table 5 Dark Accent 4" w:uiPriority="50"/>
-    <w:lsdException w:name="List Table 6 Colorful Accent 4" w:uiPriority="51"/>
-    <w:lsdException w:name="List Table 7 Colorful Accent 4" w:uiPriority="52"/>
-    <w:lsdException w:name="List Table 1 Light Accent 5" w:uiPriority="46"/>
-    <w:lsdException w:name="List Table 2 Accent 5" w:uiPriority="47"/>
-    <w:lsdException w:name="List Table 3 Accent 5" w:uiPriority="48"/>
-    <w:lsdException w:name="List Table 4 Accent 5" w:uiPriority="49"/>
-    <w:lsdException w:name="List Table 5 Dark Accent 5" w:uiPriority="50"/>
-    <w:lsdException w:name="List Table 6 Colorful Accent 5" w:uiPriority="51"/>
-    <w:lsdException w:name="List Table 7 Colorful Accent 5" w:uiPriority="52"/>
-    <w:lsdException w:name="List Table 1 Light Accent 6" w:uiPriority="46"/>
-    <w:lsdException w:name="List Table 2 Accent 6" w:uiPriority="47"/>
-    <w:lsdException w:name="List Table 3 Accent 6" w:uiPriority="48"/>
-    <w:lsdException w:name="List Table 4 Accent 6" w:uiPriority="49"/>
-    <w:lsdException w:name="List Table 5 Dark Accent 6" w:uiPriority="50"/>
-    <w:lsdException w:name="List Table 6 Colorful Accent 6" w:uiPriority="51"/>
-    <w:lsdException w:name="List Table 7 Colorful Accent 6" w:uiPriority="52"/>
-    <w:lsdException w:name="Mention" w:semiHidden="1" w:unhideWhenUsed="1"/>
-    <w:lsdException w:name="Smart Hyperlink" w:semiHidden="1" w:unhideWhenUsed="1"/>
-    <w:lsdException w:name="Hashtag" w:semiHidden="1" w:unhideWhenUsed="1"/>
-    <w:lsdException w:name="Unresolved Mention" w:semiHidden="1" w:unhideWhenUsed="1"/>
-    <w:lsdException w:name="Smart Link" w:semiHidden="1" w:unhideWhenUsed="1"/>
-  </w:latentStyles>
-  <w:style w:type="paragraph" w:default="1" w:styleId="Normal">
-    <w:name w:val="Normal"/>
-    <w:aliases w:val="Subhead"/>
-    <w:qFormat/>
-    <w:rsid w:val="00437EFB"/>
-    <w:rPr>
-      <w:rFonts w:ascii="Inter" w:eastAsiaTheme="minorEastAsia" w:hAnsi="Inter"/>
-      <w:color w:val="009845" w:themeColor="accent1"/>
-    </w:rPr>
-  </w:style>
-  <w:style w:type="paragraph" w:styleId="Heading2">
-    <w:name w:val="heading 2"/>
-    <w:basedOn w:val="BodyP"/>
-    <w:next w:val="Normal"/>
-    <w:link w:val="Heading2Char"/>
-    <w:uiPriority w:val="9"/>
-    <w:unhideWhenUsed/>
-    <w:qFormat/>
-    <w:rsid w:val="00CF335B"/>
-    <w:pPr>
-      <w:spacing w:before="360" w:after="100" w:afterAutospacing="1" w:line="240" w:lineRule="auto"/>
-      <w:outlineLvl w:val="1"/>
-    </w:pPr>
-    <w:rPr>
-      <w:b/>
-      <w:bCs/>
-      <w:color w:val="FFFFFF" w:themeColor="background1"/>
-    </w:rPr>
-  </w:style>
-  <w:style w:type="character" w:default="1" w:styleId="DefaultParagraphFont">
-    <w:name w:val="Default Paragraph Font"/>
-    <w:uiPriority w:val="1"/>
-    <w:semiHidden/>
-    <w:unhideWhenUsed/>
-  </w:style>
-  <w:style w:type="table" w:default="1" w:styleId="TableNormal">
-    <w:name w:val="Normal Table"/>
-    <w:uiPriority w:val="99"/>
-    <w:semiHidden/>
-    <w:unhideWhenUsed/>
-    <w:tblPr>
-      <w:tblInd w:w="0" w:type="dxa"/>
-      <w:tblCellMar>
-        <w:top w:w="0" w:type="dxa"/>
-        <w:left w:w="108" w:type="dxa"/>
-        <w:bottom w:w="0" w:type="dxa"/>
-        <w:right w:w="108" w:type="dxa"/>
-      </w:tblCellMar>
-    </w:tblPr>
-  </w:style>
-  <w:style w:type="numbering" w:default="1" w:styleId="NoList">
-    <w:name w:val="No List"/>
-    <w:uiPriority w:val="99"/>
-    <w:semiHidden/>
-    <w:unhideWhenUsed/>
-  </w:style>
-  <w:style w:type="paragraph" w:styleId="Header">
-    <w:name w:val="header"/>
-    <w:basedOn w:val="Normal"/>
-    <w:link w:val="HeaderChar"/>
-    <w:uiPriority w:val="99"/>
-    <w:unhideWhenUsed/>
-    <w:rsid w:val="004135D2"/>
-    <w:pPr>
-      <w:tabs>
-        <w:tab w:val="center" w:pos="4680"/>
-        <w:tab w:val="right" w:pos="9360"/>
-      </w:tabs>
-    </w:pPr>
-  </w:style>
-  <w:style w:type="character" w:customStyle="1" w:styleId="HeaderChar">
-    <w:name w:val="Header Char"/>
-    <w:basedOn w:val="DefaultParagraphFont"/>
-    <w:link w:val="Header"/>
-    <w:uiPriority w:val="99"/>
-    <w:rsid w:val="004135D2"/>
-    <w:rPr>
-      <w:rFonts w:eastAsiaTheme="minorEastAsia"/>
-    </w:rPr>
-  </w:style>
-  <w:style w:type="paragraph" w:styleId="Footer">
-    <w:name w:val="footer"/>
-    <w:basedOn w:val="Normal"/>
-    <w:link w:val="FooterChar"/>
-    <w:uiPriority w:val="99"/>
-    <w:unhideWhenUsed/>
-    <w:rsid w:val="004135D2"/>
-    <w:pPr>
-      <w:tabs>
-        <w:tab w:val="center" w:pos="4680"/>
-        <w:tab w:val="right" w:pos="9360"/>
-      </w:tabs>
-    </w:pPr>
-  </w:style>
-  <w:style w:type="character" w:customStyle="1" w:styleId="FooterChar">
-    <w:name w:val="Footer Char"/>
-    <w:basedOn w:val="DefaultParagraphFont"/>
-    <w:link w:val="Footer"/>
-    <w:uiPriority w:val="99"/>
-    <w:rsid w:val="004135D2"/>
-    <w:rPr>
-      <w:rFonts w:eastAsiaTheme="minorEastAsia"/>
-    </w:rPr>
-  </w:style>
-  <w:style w:type="paragraph" w:customStyle="1" w:styleId="Sectiontype">
-    <w:name w:val="Section type"/>
-    <w:basedOn w:val="Normal"/>
-    <w:qFormat/>
-    <w:rsid w:val="00E52BED"/>
-    <w:pPr>
-      <w:tabs>
-        <w:tab w:val="right" w:pos="10080"/>
-      </w:tabs>
-      <w:suppressAutoHyphens/>
-      <w:autoSpaceDE w:val="0"/>
-      <w:autoSpaceDN w:val="0"/>
-      <w:adjustRightInd w:val="0"/>
-      <w:spacing w:before="600" w:after="240" w:line="480" w:lineRule="auto"/>
-      <w:textAlignment w:val="center"/>
-    </w:pPr>
-    <w:rPr>
-      <w:rFonts w:ascii="Arial" w:eastAsiaTheme="minorHAnsi" w:hAnsi="Arial" w:cs="Source Sans Pro Light"/>
-      <w:b/>
-      <w:noProof/>
-      <w:color w:val="FFFFFF" w:themeColor="background1"/>
-      <w:spacing w:val="40"/>
-      <w:kern w:val="0"/>
-      <w:sz w:val="20"/>
-      <w:szCs w:val="20"/>
-      <w14:ligatures w14:val="none"/>
-    </w:rPr>
-  </w:style>
-  <w:style w:type="paragraph" w:styleId="TOC1">
-    <w:name w:val="toc 1"/>
-    <w:basedOn w:val="Normal"/>
-    <w:next w:val="Normal"/>
-    <w:autoRedefine/>
-    <w:uiPriority w:val="39"/>
-    <w:unhideWhenUsed/>
-    <w:rsid w:val="00B41EC6"/>
-    <w:pPr>
-      <w:tabs>
-        <w:tab w:val="right" w:pos="10080"/>
-      </w:tabs>
-      <w:suppressAutoHyphens/>
-      <w:autoSpaceDE w:val="0"/>
-      <w:autoSpaceDN w:val="0"/>
-      <w:adjustRightInd w:val="0"/>
-      <w:spacing w:before="240" w:line="276" w:lineRule="auto"/>
-      <w:textAlignment w:val="center"/>
-    </w:pPr>
-    <w:rPr>
-      <w:rFonts w:eastAsiaTheme="minorHAnsi" w:cs="Source Sans Pro Light"/>
-      <w:color w:val="54565A"/>
-      <w:kern w:val="0"/>
-      <w:sz w:val="28"/>
-      <w:szCs w:val="36"/>
-      <w:u w:val="single"/>
-      <w14:ligatures w14:val="none"/>
-    </w:rPr>
-  </w:style>
-  <w:style w:type="character" w:styleId="PageNumber">
-    <w:name w:val="page number"/>
-    <w:basedOn w:val="DefaultParagraphFont"/>
-    <w:uiPriority w:val="99"/>
-    <w:semiHidden/>
-    <w:unhideWhenUsed/>
-    <w:rsid w:val="00003DD4"/>
-  </w:style>
-  <w:style w:type="paragraph" w:customStyle="1" w:styleId="BodyP">
-    <w:name w:val="Body P"/>
-    <w:basedOn w:val="Normal"/>
-    <w:qFormat/>
-    <w:rsid w:val="00DF103C"/>
-    <w:pPr>
-      <w:suppressAutoHyphens/>
-      <w:autoSpaceDE w:val="0"/>
-      <w:autoSpaceDN w:val="0"/>
-      <w:adjustRightInd w:val="0"/>
-      <w:spacing w:before="200" w:after="240" w:line="360" w:lineRule="auto"/>
-      <w:textAlignment w:val="center"/>
-    </w:pPr>
-    <w:rPr>
-      <w:rFonts w:eastAsiaTheme="minorHAnsi" w:cs="Source Sans Pro"/>
-      <w:color w:val="454659" w:themeColor="text1"/>
-      <w:kern w:val="0"/>
-      <w:sz w:val="21"/>
-      <w:szCs w:val="21"/>
-      <w14:ligatures w14:val="none"/>
-    </w:rPr>
-  </w:style>
-  <w:style w:type="paragraph" w:customStyle="1" w:styleId="Bullets1">
-    <w:name w:val="Bullets 1"/>
-    <w:basedOn w:val="BodyP"/>
-    <w:qFormat/>
-    <w:rsid w:val="00DF103C"/>
-    <w:pPr>
-      <w:numPr>
-        <w:numId w:val="1"/>
-      </w:numPr>
-      <w:spacing w:after="120"/>
-    </w:pPr>
-    <w:rPr>
-      <w:szCs w:val="22"/>
-    </w:rPr>
-  </w:style>
-  <w:style w:type="character" w:customStyle="1" w:styleId="normaltextrun">
-    <w:name w:val="normaltextrun"/>
-    <w:basedOn w:val="DefaultParagraphFont"/>
-    <w:rsid w:val="00A72D33"/>
-  </w:style>
-  <w:style w:type="paragraph" w:customStyle="1" w:styleId="Intro">
-    <w:name w:val="Intro"/>
-    <w:basedOn w:val="Normal"/>
-    <w:qFormat/>
-    <w:rsid w:val="00DF103C"/>
-    <w:pPr>
-      <w:suppressAutoHyphens/>
-      <w:autoSpaceDE w:val="0"/>
-      <w:autoSpaceDN w:val="0"/>
-      <w:adjustRightInd w:val="0"/>
-      <w:spacing w:after="120" w:line="360" w:lineRule="auto"/>
-      <w:textAlignment w:val="center"/>
-    </w:pPr>
-    <w:rPr>
-      <w:rFonts w:eastAsiaTheme="minorHAnsi" w:cs="Times New Roman (Body CS)"/>
-      <w:b/>
-      <w:bCs/>
-      <w:kern w:val="0"/>
-      <w:sz w:val="36"/>
-      <w:szCs w:val="36"/>
-      <w14:ligatures w14:val="none"/>
-    </w:rPr>
-  </w:style>
-  <w:style w:type="paragraph" w:styleId="ListParagraph">
-    <w:name w:val="List Paragraph"/>
-    <w:basedOn w:val="Normal"/>
-    <w:uiPriority w:val="34"/>
-    <w:qFormat/>
-    <w:rsid w:val="00703498"/>
-    <w:pPr>
-      <w:ind w:left="720"/>
-      <w:contextualSpacing/>
-    </w:pPr>
-  </w:style>
-  <w:style w:type="table" w:styleId="TableGrid">
-    <w:name w:val="Table Grid"/>
-    <w:basedOn w:val="TableNormal"/>
-    <w:uiPriority w:val="59"/>
-    <w:rsid w:val="007E4CE3"/>
-    <w:rPr>
-      <w:kern w:val="0"/>
-      <w14:ligatures w14:val="none"/>
-    </w:rPr>
-    <w:tblPr>
-      <w:tblBorders>
-        <w:top w:val="single" w:sz="4" w:space="0" w:color="auto"/>
-        <w:left w:val="single" w:sz="4" w:space="0" w:color="auto"/>
-        <w:bottom w:val="single" w:sz="4" w:space="0" w:color="auto"/>
-        <w:right w:val="single" w:sz="4" w:space="0" w:color="auto"/>
-        <w:insideH w:val="single" w:sz="4" w:space="0" w:color="auto"/>
-        <w:insideV w:val="single" w:sz="4" w:space="0" w:color="auto"/>
-      </w:tblBorders>
-    </w:tblPr>
-  </w:style>
-  <w:style w:type="paragraph" w:customStyle="1" w:styleId="spacer">
-    <w:name w:val="spacer"/>
-    <w:basedOn w:val="Normal"/>
-    <w:uiPriority w:val="99"/>
-    <w:qFormat/>
-    <w:rsid w:val="007E4CE3"/>
-    <w:pPr>
-      <w:tabs>
-        <w:tab w:val="center" w:pos="4680"/>
-        <w:tab w:val="right" w:pos="9360"/>
-      </w:tabs>
-    </w:pPr>
-    <w:rPr>
-      <w:rFonts w:eastAsiaTheme="minorHAnsi"/>
-      <w:color w:val="454659" w:themeColor="text1"/>
-      <w:kern w:val="0"/>
-      <w:sz w:val="2"/>
-      <w:szCs w:val="2"/>
-      <w14:ligatures w14:val="none"/>
-    </w:rPr>
-  </w:style>
-  <w:style w:type="paragraph" w:customStyle="1" w:styleId="SidebarBody">
-    <w:name w:val="Sidebar Body"/>
-    <w:basedOn w:val="Normal"/>
-    <w:link w:val="SidebarBodyChar"/>
-    <w:qFormat/>
-    <w:rsid w:val="007E4CE3"/>
-    <w:pPr>
-      <w:framePr w:hSpace="180" w:wrap="around" w:vAnchor="text" w:hAnchor="text" w:x="6840" w:y="1"/>
-      <w:spacing w:after="120" w:line="240" w:lineRule="atLeast"/>
-      <w:ind w:left="288" w:right="58"/>
-      <w:suppressOverlap/>
-    </w:pPr>
-    <w:rPr>
-      <w:rFonts w:eastAsiaTheme="minorHAnsi"/>
-      <w:color w:val="93579C" w:themeColor="accent6"/>
-      <w:kern w:val="0"/>
-      <w:sz w:val="18"/>
-      <w:szCs w:val="20"/>
-      <w14:ligatures w14:val="none"/>
-    </w:rPr>
-  </w:style>
-  <w:style w:type="character" w:customStyle="1" w:styleId="SidebarBodyChar">
-    <w:name w:val="Sidebar Body Char"/>
-    <w:basedOn w:val="DefaultParagraphFont"/>
-    <w:link w:val="SidebarBody"/>
-    <w:rsid w:val="007E4CE3"/>
-    <w:rPr>
-      <w:color w:val="93579C" w:themeColor="accent6"/>
-      <w:kern w:val="0"/>
-      <w:sz w:val="18"/>
-      <w:szCs w:val="20"/>
-      <w14:ligatures w14:val="none"/>
-    </w:rPr>
-  </w:style>
-  <w:style w:type="paragraph" w:customStyle="1" w:styleId="SidebarHeading1">
-    <w:name w:val="Sidebar Heading 1"/>
-    <w:basedOn w:val="SidebarBody"/>
-    <w:next w:val="SidebarBody"/>
-    <w:link w:val="SidebarHeading1Char"/>
-    <w:qFormat/>
-    <w:rsid w:val="007E4CE3"/>
-    <w:pPr>
-      <w:framePr w:wrap="around"/>
-      <w:spacing w:before="120" w:after="240"/>
-    </w:pPr>
-    <w:rPr>
-      <w:rFonts w:cstheme="minorHAnsi"/>
-      <w:b/>
-      <w:sz w:val="24"/>
-      <w:szCs w:val="24"/>
-    </w:rPr>
-  </w:style>
-  <w:style w:type="character" w:customStyle="1" w:styleId="SidebarHeading1Char">
-    <w:name w:val="Sidebar Heading 1 Char"/>
-    <w:basedOn w:val="DefaultParagraphFont"/>
-    <w:link w:val="SidebarHeading1"/>
-    <w:rsid w:val="007E4CE3"/>
-    <w:rPr>
-      <w:rFonts w:cstheme="minorHAnsi"/>
-      <w:b/>
-      <w:color w:val="93579C" w:themeColor="accent6"/>
-      <w:kern w:val="0"/>
-      <w14:ligatures w14:val="none"/>
-    </w:rPr>
-  </w:style>
-  <w:style w:type="character" w:customStyle="1" w:styleId="Heading2Char">
-    <w:name w:val="Heading 2 Char"/>
-    <w:basedOn w:val="DefaultParagraphFont"/>
-    <w:link w:val="Heading2"/>
-    <w:uiPriority w:val="9"/>
-    <w:rsid w:val="00CF335B"/>
-    <w:rPr>
-      <w:rFonts w:ascii="Arial" w:hAnsi="Arial" w:cs="Source Sans Pro"/>
-      <w:b/>
-      <w:bCs/>
-      <w:color w:val="FFFFFF" w:themeColor="background1"/>
-      <w:kern w:val="0"/>
-      <w:sz w:val="22"/>
-      <w:szCs w:val="22"/>
-      <w14:ligatures w14:val="none"/>
-    </w:rPr>
-  </w:style>
-  <w:style w:type="paragraph" w:customStyle="1" w:styleId="SidebarListBullet">
-    <w:name w:val="Sidebar List Bullet"/>
-    <w:basedOn w:val="Normal"/>
-    <w:next w:val="Normal"/>
-    <w:link w:val="SidebarListBulletChar"/>
-    <w:qFormat/>
-    <w:rsid w:val="000C317D"/>
-    <w:pPr>
-      <w:framePr w:hSpace="180" w:wrap="around" w:vAnchor="text" w:hAnchor="text" w:x="6840" w:y="1"/>
-      <w:numPr>
-        <w:numId w:val="3"/>
-      </w:numPr>
-      <w:spacing w:before="80" w:after="80" w:line="200" w:lineRule="atLeast"/>
-      <w:ind w:left="540" w:hanging="180"/>
-      <w:contextualSpacing/>
-      <w:suppressOverlap/>
-    </w:pPr>
-    <w:rPr>
-      <w:rFonts w:eastAsiaTheme="minorHAnsi"/>
-      <w:bCs/>
-      <w:color w:val="93579C" w:themeColor="accent6"/>
-      <w:kern w:val="0"/>
-      <w:sz w:val="18"/>
-      <w:szCs w:val="20"/>
-      <w14:ligatures w14:val="none"/>
-    </w:rPr>
-  </w:style>
-  <w:style w:type="character" w:customStyle="1" w:styleId="SidebarListBulletChar">
-    <w:name w:val="Sidebar List Bullet Char"/>
-    <w:basedOn w:val="DefaultParagraphFont"/>
-    <w:link w:val="SidebarListBullet"/>
-    <w:rsid w:val="000C317D"/>
-    <w:rPr>
-      <w:bCs/>
-      <w:color w:val="93579C" w:themeColor="accent6"/>
-      <w:kern w:val="0"/>
-      <w:sz w:val="18"/>
-      <w:szCs w:val="20"/>
-      <w14:ligatures w14:val="none"/>
-    </w:rPr>
-  </w:style>
-  <w:style w:type="paragraph" w:customStyle="1" w:styleId="SidebarHeading2">
-    <w:name w:val="Sidebar Heading 2"/>
-    <w:basedOn w:val="SidebarHeading1"/>
-    <w:qFormat/>
-    <w:rsid w:val="000C317D"/>
-    <w:pPr>
-      <w:framePr w:wrap="around"/>
-      <w:spacing w:before="180" w:after="120"/>
-    </w:pPr>
-    <w:rPr>
-      <w:sz w:val="18"/>
-      <w:szCs w:val="18"/>
-    </w:rPr>
-  </w:style>
-  <w:style w:type="paragraph" w:customStyle="1" w:styleId="SidebarQuote">
-    <w:name w:val="Sidebar Quote"/>
-    <w:basedOn w:val="SidebarBody"/>
-    <w:qFormat/>
-    <w:rsid w:val="000C317D"/>
-    <w:pPr>
-      <w:framePr w:wrap="around"/>
-      <w:spacing w:after="0" w:line="360" w:lineRule="auto"/>
-      <w:ind w:hanging="14"/>
-    </w:pPr>
-    <w:rPr>
-      <w:color w:val="10CFC9" w:themeColor="accent2"/>
-      <w:sz w:val="24"/>
-      <w:szCs w:val="24"/>
-    </w:rPr>
-  </w:style>
-  <w:style w:type="paragraph" w:customStyle="1" w:styleId="BasicParagraph">
-    <w:name w:val="[Basic Paragraph]"/>
-    <w:basedOn w:val="Normal"/>
-    <w:uiPriority w:val="99"/>
-    <w:rsid w:val="0063694C"/>
-    <w:pPr>
-      <w:suppressAutoHyphens/>
-      <w:autoSpaceDE w:val="0"/>
-      <w:autoSpaceDN w:val="0"/>
-      <w:adjustRightInd w:val="0"/>
-      <w:spacing w:line="384" w:lineRule="atLeast"/>
-      <w:textAlignment w:val="center"/>
-    </w:pPr>
-    <w:rPr>
-      <w:rFonts w:ascii="Source Sans Pro" w:eastAsiaTheme="minorHAnsi" w:hAnsi="Source Sans Pro" w:cs="Source Sans Pro"/>
-      <w:color w:val="0C2332"/>
-      <w:kern w:val="0"/>
-      <w:sz w:val="22"/>
-      <w:lang w:bidi="gu-IN"/>
-      <w14:ligatures w14:val="none"/>
-    </w:rPr>
-  </w:style>
-  <w:style w:type="paragraph" w:styleId="BodyText">
-    <w:name w:val="Body Text"/>
-    <w:basedOn w:val="Normal"/>
-    <w:link w:val="BodyTextChar"/>
-    <w:uiPriority w:val="1"/>
-    <w:qFormat/>
-    <w:rsid w:val="0063694C"/>
-    <w:pPr>
-      <w:widowControl w:val="0"/>
-      <w:autoSpaceDE w:val="0"/>
-      <w:autoSpaceDN w:val="0"/>
-    </w:pPr>
-    <w:rPr>
-      <w:rFonts w:eastAsia="Inter" w:cs="Inter"/>
-      <w:color w:val="auto"/>
-      <w:kern w:val="0"/>
-      <w:sz w:val="20"/>
-      <w:szCs w:val="20"/>
-      <w14:ligatures w14:val="none"/>
-    </w:rPr>
-  </w:style>
-  <w:style w:type="character" w:customStyle="1" w:styleId="BodyTextChar">
-    <w:name w:val="Body Text Char"/>
-    <w:basedOn w:val="DefaultParagraphFont"/>
-    <w:link w:val="BodyText"/>
-    <w:uiPriority w:val="1"/>
-    <w:rsid w:val="0063694C"/>
-    <w:rPr>
-      <w:rFonts w:ascii="Inter" w:eastAsia="Inter" w:hAnsi="Inter" w:cs="Inter"/>
-      <w:kern w:val="0"/>
-      <w:sz w:val="20"/>
-      <w:szCs w:val="20"/>
-      <w14:ligatures w14:val="none"/>
-    </w:rPr>
-  </w:style>
-  <w:style w:type="character" w:customStyle="1" w:styleId="CopySmall">
-    <w:name w:val="Copy Small"/>
-    <w:basedOn w:val="DefaultParagraphFont"/>
-    <w:uiPriority w:val="99"/>
-    <w:rsid w:val="0063694C"/>
-    <w:rPr>
-      <w:rFonts w:ascii="Inter" w:hAnsi="Inter" w:cs="Inter"/>
-      <w:outline/>
-      <w:spacing w:val="-2"/>
-      <w:sz w:val="18"/>
-      <w:szCs w:val="18"/>
-    </w:rPr>
-  </w:style>
-  <w:style w:type="character" w:customStyle="1" w:styleId="Footnotes">
-    <w:name w:val="Footnotes"/>
-    <w:basedOn w:val="DefaultParagraphFont"/>
-    <w:uiPriority w:val="99"/>
-    <w:rsid w:val="0063694C"/>
-    <w:rPr>
-      <w:rFonts w:ascii="Inter" w:hAnsi="Inter" w:cs="Inter"/>
-      <w:outline/>
-      <w:spacing w:val="0"/>
-      <w:sz w:val="10"/>
-      <w:szCs w:val="10"/>
-    </w:rPr>
-  </w:style>
-  <w:style w:type="character" w:styleId="Hyperlink">
-    <w:name w:val="Hyperlink"/>
-    <w:basedOn w:val="DefaultParagraphFont"/>
-    <w:uiPriority w:val="99"/>
-    <w:unhideWhenUsed/>
-    <w:rsid w:val="001D12C4"/>
-    <w:rPr>
-      <w:color w:val="009845" w:themeColor="hyperlink"/>
-      <w:u w:val="single"/>
-    </w:rPr>
-  </w:style>
-  <w:style w:type="character" w:styleId="UnresolvedMention">
-    <w:name w:val="Unresolved Mention"/>
-    <w:basedOn w:val="DefaultParagraphFont"/>
-    <w:uiPriority w:val="99"/>
-    <w:semiHidden/>
-    <w:unhideWhenUsed/>
-    <w:rsid w:val="001D12C4"/>
-    <w:rPr>
-      <w:color w:val="605E5C"/>
-      <w:shd w:val="clear" w:color="auto" w:fill="E1DFDD"/>
-    </w:rPr>
-  </w:style>
 </w:styles>
 </file>
--- a/documents/demo-scripts/12_Automations.docx
+++ b/documents/demo-scripts/12_Automations.docx
@@ -321,9 +321,78 @@
           <w:sz w:val="21"/>
           <w:szCs w:val="21"/>
         </w:rPr>
-        <w:t xml:space="preserve">Automations close the loop between data quality detection and action. When a cold chain exceedance is detected, an alert fires to Teams. When a pipeline fails, the engineering team is notified. When a stewardship task is approved, a Talend job processes the correction. No manual intervention required.</w:t>
-      </w:r>
-    </w:p>
+        <w:t xml:space="preserve">Automations close the loop between data quality detection and action. When a cold chain exceedance is detected, an alert fires to Teams. When a pipeline fails, the engineering team is notified. When a steward corrects an address, the correction is surfaced for the Talend job to apply. No manual intervention required.</w:t>
+      </w:r>
+    </w:p>
+    <w:tbl>
+      <w:tblPr>
+        <w:tblW w:type="pct" w:w="100%"/>
+        <w:tblBorders>
+          <w:top w:val="single" w:color="auto" w:sz="4"/>
+          <w:left w:val="single" w:color="auto" w:sz="4"/>
+          <w:bottom w:val="single" w:color="auto" w:sz="4"/>
+          <w:right w:val="single" w:color="auto" w:sz="4"/>
+          <w:insideH w:val="single" w:color="auto" w:sz="4"/>
+          <w:insideV w:val="single" w:color="auto" w:sz="4"/>
+        </w:tblBorders>
+      </w:tblPr>
+      <w:tblGrid>
+        <w:gridCol w:w="100"/>
+        <w:gridCol w:w="100"/>
+      </w:tblGrid>
+      <w:tr>
+        <w:tc>
+          <w:tcPr>
+            <w:tcW w:type="pct" w:w="1%"/>
+            <w:tcBorders>
+              <w:top w:val="none"/>
+              <w:left w:val="none"/>
+              <w:bottom w:val="none"/>
+              <w:right w:val="none"/>
+            </w:tcBorders>
+            <w:shd w:color="009845" w:val="solid"/>
+          </w:tcPr>
+          <w:p>
+            <w:pPr>
+              <w:spacing w:after="0"/>
+            </w:pPr>
+            <w:r>
+              <w:rPr>
+                <w:sz w:val="10"/>
+                <w:szCs w:val="10"/>
+              </w:rPr>
+              <w:t xml:space="preserve"> </w:t>
+            </w:r>
+          </w:p>
+        </w:tc>
+        <w:tc>
+          <w:tcPr>
+            <w:tcW w:type="pct" w:w="99%"/>
+            <w:shd w:color="F6F7F8" w:val="solid"/>
+            <w:tcMar>
+              <w:top w:type="dxa" w:w="80"/>
+              <w:left w:type="dxa" w:w="120"/>
+              <w:bottom w:type="dxa" w:w="80"/>
+              <w:right w:type="dxa" w:w="120"/>
+            </w:tcMar>
+          </w:tcPr>
+          <w:p>
+            <w:pPr>
+              <w:spacing w:after="0"/>
+            </w:pPr>
+            <w:r>
+              <w:rPr>
+                <w:rFonts w:ascii="Inter" w:cs="Inter" w:eastAsia="Inter" w:hAnsi="Inter"/>
+                <w:color w:val="54565A"/>
+                <w:sz w:val="20"/>
+                <w:szCs w:val="20"/>
+              </w:rPr>
+              <w:t xml:space="preserve">All five automations are deployed with real block graphs and run green — they are not templates. The graphs are authored from version-controlled code by npm run automations:workspaces, which also creates the API Key connection they need. Verify with a Run now on any of them.</w:t>
+            </w:r>
+          </w:p>
+        </w:tc>
+      </w:tr>
+    </w:tbl>
     <w:p>
       <w:pPr>
         <w:spacing w:after="120" w:before="280"/>
@@ -794,7 +863,7 @@
                 <w:sz w:val="19"/>
                 <w:szCs w:val="19"/>
               </w:rPr>
-              <w:t xml:space="preserve">WISMO Rate Alert</w:t>
+              <w:t xml:space="preserve">Stewardship Sprint Summary</w:t>
             </w:r>
           </w:p>
         </w:tc>
@@ -818,7 +887,7 @@
                 <w:sz w:val="19"/>
                 <w:szCs w:val="19"/>
               </w:rPr>
-              <w:t xml:space="preserve">WISMO rate &gt; 40% for any carrier</w:t>
+              <w:t xml:space="preserve">Schedule: 07:00 UTC daily</w:t>
             </w:r>
           </w:p>
         </w:tc>
@@ -842,7 +911,7 @@
                 <w:sz w:val="19"/>
                 <w:szCs w:val="19"/>
               </w:rPr>
-              <w:t xml:space="preserve">Post alert to Teams</w:t>
+              <w:t xml:space="preserve">Read the Address Cleanup sprint summary</w:t>
             </w:r>
           </w:p>
         </w:tc>
@@ -866,7 +935,7 @@
                 <w:sz w:val="19"/>
                 <w:szCs w:val="19"/>
               </w:rPr>
-              <w:t xml:space="preserve">#mcg-customer-ops</w:t>
+              <w:t xml:space="preserve">Run title / digest</w:t>
             </w:r>
           </w:p>
         </w:tc>
@@ -893,7 +962,7 @@
                 <w:sz w:val="19"/>
                 <w:szCs w:val="19"/>
               </w:rPr>
-              <w:t xml:space="preserve">Address Correction</w:t>
+              <w:t xml:space="preserve">Address Correction — Talend Job Trigger</w:t>
             </w:r>
           </w:p>
         </w:tc>
@@ -918,7 +987,7 @@
                 <w:sz w:val="19"/>
                 <w:szCs w:val="19"/>
               </w:rPr>
-              <w:t xml:space="preserve">Stewardship task approved</w:t>
+              <w:t xml:space="preserve">Schedule (every 30 min)</w:t>
             </w:r>
           </w:p>
         </w:tc>
@@ -943,7 +1012,7 @@
                 <w:sz w:val="19"/>
                 <w:szCs w:val="19"/>
               </w:rPr>
-              <w:t xml:space="preserve">Run Talend Address Validation Job</w:t>
+              <w:t xml:space="preserve">Read steward-corrected records from the Address Cleanup sprint</w:t>
             </w:r>
           </w:p>
         </w:tc>
@@ -968,7 +1037,7 @@
                 <w:sz w:val="19"/>
                 <w:szCs w:val="19"/>
               </w:rPr>
-              <w:t xml:space="preserve">Silver Lakehouse table</w:t>
+              <w:t xml:space="preserve">Hand-off to mcg_sf_address_validate_bulk</w:t>
             </w:r>
           </w:p>
         </w:tc>
@@ -1562,7 +1631,7 @@
           <w:sz w:val="21"/>
           <w:szCs w:val="21"/>
         </w:rPr>
-        <w:t xml:space="preserve">  Steward approves address merge in campaign &gt; Automation triggers &gt; Talend Job runs address validation &gt; Corrected record written to silver.addresses_standardized &gt; Gold tables refresh &gt; Predict model improves</w:t>
+        <w:t xml:space="preserve">  Steward corrects an address in the Address Cleanup sprint &gt; the automation reads the corrected records &gt; mcg_sf_address_validate_bulk re-runs them and writes the GPS-resolved rows to S3 &gt; they land in the Iceberg table silver.addresses_geocoded &gt; the silver transform joins them onto silver.addresses_standardized &gt; Gold refreshes &gt; the Predict model improves</w:t>
       </w:r>
     </w:p>
     <w:tbl>
@@ -1628,6 +1697,75 @@
                 <w:sz w:val="20"/>
                 <w:szCs w:val="20"/>
               </w:rPr>
+              <w:t xml:space="preserve">Why the automation surfaces records rather than consuming them: consuming a record means ‘this correction is handled’, and at that point in the flow Talend has not applied it yet. Acknowledging first would let a Talend failure silently lose a steward’s work, so the Talend job owns the consume call. The block is present in the graph but deliberately disabled.</w:t>
+            </w:r>
+          </w:p>
+        </w:tc>
+      </w:tr>
+    </w:tbl>
+    <w:tbl>
+      <w:tblPr>
+        <w:tblW w:type="pct" w:w="100%"/>
+        <w:tblBorders>
+          <w:top w:val="single" w:color="auto" w:sz="4"/>
+          <w:left w:val="single" w:color="auto" w:sz="4"/>
+          <w:bottom w:val="single" w:color="auto" w:sz="4"/>
+          <w:right w:val="single" w:color="auto" w:sz="4"/>
+          <w:insideH w:val="single" w:color="auto" w:sz="4"/>
+          <w:insideV w:val="single" w:color="auto" w:sz="4"/>
+        </w:tblBorders>
+      </w:tblPr>
+      <w:tblGrid>
+        <w:gridCol w:w="100"/>
+        <w:gridCol w:w="100"/>
+      </w:tblGrid>
+      <w:tr>
+        <w:tc>
+          <w:tcPr>
+            <w:tcW w:type="pct" w:w="1%"/>
+            <w:tcBorders>
+              <w:top w:val="none"/>
+              <w:left w:val="none"/>
+              <w:bottom w:val="none"/>
+              <w:right w:val="none"/>
+            </w:tcBorders>
+            <w:shd w:color="006580" w:val="solid"/>
+          </w:tcPr>
+          <w:p>
+            <w:pPr>
+              <w:spacing w:after="0"/>
+            </w:pPr>
+            <w:r>
+              <w:rPr>
+                <w:sz w:val="10"/>
+                <w:szCs w:val="10"/>
+              </w:rPr>
+              <w:t xml:space="preserve"> </w:t>
+            </w:r>
+          </w:p>
+        </w:tc>
+        <w:tc>
+          <w:tcPr>
+            <w:tcW w:type="pct" w:w="99%"/>
+            <w:shd w:color="F6F7F8" w:val="solid"/>
+            <w:tcMar>
+              <w:top w:type="dxa" w:w="80"/>
+              <w:left w:type="dxa" w:w="120"/>
+              <w:bottom w:type="dxa" w:w="80"/>
+              <w:right w:type="dxa" w:w="120"/>
+            </w:tcMar>
+          </w:tcPr>
+          <w:p>
+            <w:pPr>
+              <w:spacing w:after="0"/>
+            </w:pPr>
+            <w:r>
+              <w:rPr>
+                <w:rFonts w:ascii="Inter" w:cs="Inter" w:eastAsia="Inter" w:hAnsi="Inter"/>
+                <w:color w:val="54565A"/>
+                <w:sz w:val="20"/>
+                <w:szCs w:val="20"/>
+              </w:rPr>
               <w:t xml:space="preserve">Talking point: This is the closed-loop data quality cycle. Detection (profiling) &gt; Notification (alert) &gt; Review (stewardship) &gt; Correction (Talend job) &gt; Validation (Trust Score). Fully automated except the human judgment step.</w:t>
             </w:r>
           </w:p>
@@ -1712,7 +1850,7 @@
                 <w:sz w:val="18"/>
                 <w:szCs w:val="18"/>
               </w:rPr>
-              <w:t xml:space="preserve">Five automations, zero code, complete closed-loop action. The cold chain alert alone would have prevented the $2.48M TransFrio spoilage. The address correction automation feeds Stewardship decisions back into the Lakehouse automatically. This is how you turn insights into outcomes.</w:t>
+              <w:t xml:space="preserve">Five automations, all running, complete closed-loop action. The cold chain alert alone would have prevented the $2.48M TransFrio spoilage. The address correction automation feeds Stewardship decisions back into the Lakehouse automatically. This is how you turn insights into outcomes.</w:t>
             </w:r>
           </w:p>
         </w:tc>
@@ -1842,6 +1980,30 @@
           <w:szCs w:val="21"/>
         </w:rPr>
         <w:t xml:space="preserve">The address correction loop is unique: Stewardship &gt; Talend &gt; Lakehouse &gt; Gold &gt; Predict</w:t>
+      </w:r>
+    </w:p>
+    <w:p>
+      <w:pPr>
+        <w:pStyle w:val="ListParagraph"/>
+        <w:numPr>
+          <w:ilvl w:val="0"/>
+          <w:numId w:val="1"/>
+        </w:numPr>
+        <w:spacing w:after="120"/>
+        <w:jc w:val="left"/>
+      </w:pPr>
+      <w:r>
+        <w:rPr>
+          <w:rFonts w:ascii="Inter" w:cs="Inter" w:eastAsia="Inter" w:hAnsi="Inter"/>
+          <w:b w:val="false"/>
+          <w:bCs w:val="false"/>
+          <w:i w:val="false"/>
+          <w:iCs w:val="false"/>
+          <w:color w:val="19416C"/>
+          <w:sz w:val="21"/>
+          <w:szCs w:val="21"/>
+        </w:rPr>
+        <w:t xml:space="preserve">The block graphs are code, not clicks — npm run automations:workspaces authors and pushes all five</w:t>
       </w:r>
     </w:p>
     <w:p>

--- a/documents/demo-scripts/12_Automations.docx
+++ b/documents/demo-scripts/12_Automations.docx
@@ -1037,7 +1037,7 @@
                 <w:sz w:val="19"/>
                 <w:szCs w:val="19"/>
               </w:rPr>
-              <w:t xml:space="preserve">Hand-off to mcg_sf_address_validate_bulk</w:t>
+              <w:t xml:space="preserve">Hand-off to mcg_crm_address_validate_bulk</w:t>
             </w:r>
           </w:p>
         </w:tc>
@@ -1631,7 +1631,7 @@
           <w:sz w:val="21"/>
           <w:szCs w:val="21"/>
         </w:rPr>
-        <w:t xml:space="preserve">  Steward corrects an address in the Address Cleanup sprint &gt; the automation reads the corrected records &gt; mcg_sf_address_validate_bulk re-runs them and writes the GPS-resolved rows to S3 &gt; they land in the Iceberg table silver.addresses_geocoded &gt; the silver transform joins them onto silver.addresses_standardized &gt; Gold refreshes &gt; the Predict model improves</w:t>
+        <w:t xml:space="preserve">  Steward corrects an address in the Address Cleanup sprint &gt; the automation reads the corrected records &gt; mcg_crm_address_validate_bulk re-runs them and writes the GPS-resolved rows to S3 &gt; they land in the Iceberg table silver.addresses_geocoded &gt; the silver transform joins them onto silver.addresses_standardized &gt; Gold refreshes &gt; the Predict model improves</w:t>
       </w:r>
     </w:p>
     <w:tbl>
